--- a/templates/Akt_7_Template.docx
+++ b/templates/Akt_7_Template.docx
@@ -216,7 +216,7 @@
           <w:sz w:val="24"/>
           <w:szCs w:val="24"/>
         </w:rPr>
-        <w:t>{{Консултант_Фирма}}, ЕИК {{Консултант_ЕИК}}, {{Консултант_Адрес}}, инж. {{Консултант_Управител}} — Управител</w:t>
+        <w:t>{{Консултант_Фирма}}, ЕИК {{Консултант_ЕИК}}, {{Консултант_Адрес}}, {{Консултант_Управител}} — Управител</w:t>
       </w:r>
     </w:p>
     <w:p>
@@ -372,7 +372,7 @@
           <w:sz w:val="24"/>
           <w:szCs w:val="24"/>
         </w:rPr>
-        <w:t>3. Проектанта на конструктивната част: инж. {{constructor_name}}</w:t>
+        <w:t>3. Проектанта на конструктивната част: {{constructor_name}}</w:t>
       </w:r>
     </w:p>
     <w:p/>
@@ -602,7 +602,7 @@
           <w:sz w:val="24"/>
           <w:szCs w:val="24"/>
         </w:rPr>
-        <w:t>(инж. {{Управите</w:t>
+        <w:t>({{Управите</w:t>
       </w:r>
       <w:r>
         <w:rPr>

--- a/templates/Akt_7_Template.docx
+++ b/templates/Akt_7_Template.docx
@@ -196,7 +196,9 @@
           <w:sz w:val="24"/>
           <w:szCs w:val="24"/>
         </w:rPr>
-        <w:t>Консултант:</w:t>
+        <w:t>Консултант (строителен надзор):</w:t>
+        <w:tab/>
+        <w:t>{{Консултант_Фирма}}, ЕИК {{Консултант_ЕИК}}, {{Консултант_Адрес}}, {{Консултант_Управител}} — Управител</w:t>
       </w:r>
       <w:r>
         <w:rPr>
@@ -207,7 +209,6 @@
           <w:sz w:val="24"/>
           <w:szCs w:val="24"/>
         </w:rPr>
-        <w:tab/>
       </w:r>
       <w:r>
         <w:rPr>
@@ -216,7 +217,6 @@
           <w:sz w:val="24"/>
           <w:szCs w:val="24"/>
         </w:rPr>
-        <w:t>{{Консултант_Фирма}}, ЕИК {{Консултант_ЕИК}}, {{Консултант_Адрес}}, {{Консултант_Управител}} — Управител</w:t>
       </w:r>
     </w:p>
     <w:p>
@@ -342,7 +342,7 @@
           <w:sz w:val="24"/>
           <w:szCs w:val="24"/>
         </w:rPr>
-        <w:t>1. Консултант: {{Консултант_Управител}}</w:t>
+        <w:t>1. Строител: {{Строител_ТехРък}}</w:t>
       </w:r>
     </w:p>
     <w:p>
@@ -357,7 +357,7 @@
           <w:sz w:val="24"/>
           <w:szCs w:val="24"/>
         </w:rPr>
-        <w:t>2. Технически ръководител: {{Строител_ТехРък}}</w:t>
+        <w:t>2. Технически правоспособно лице по част "Конструктивна" към строителния надзор: {{СН_Конструктивна}}</w:t>
       </w:r>
     </w:p>
     <w:p>
@@ -372,7 +372,7 @@
           <w:sz w:val="24"/>
           <w:szCs w:val="24"/>
         </w:rPr>
-        <w:t>3. Проектанта на конструктивната част: {{constructor_name}}</w:t>
+        <w:t>3. Проектант по част "Конструктивна": {{constructor_name}}</w:t>
       </w:r>
     </w:p>
     <w:p/>
@@ -493,6 +493,29 @@
           <w:szCs w:val="24"/>
         </w:rPr>
         <w:t>...................................................................</w:t>
+      </w:r>
+    </w:p>
+    <w:p>
+      <w:pPr>
+        <w:spacing w:before="60" w:after="60"/>
+        <w:jc w:val="both"/>
+      </w:pPr>
+      <w:r>
+        <w:rPr>
+          <w:rFonts w:ascii="Garamond" w:eastAsia="Garamond" w:hAnsi="Garamond" w:cs="Garamond"/>
+          <w:color w:val="9CA3AF"/>
+          <w:sz w:val="24"/>
+          <w:szCs w:val="24"/>
+        </w:rPr>
+        <w:t>При необходимост се прилагат скици, схеми и други чертежи.</w:t>
+      </w:r>
+      <w:r>
+        <w:rPr>
+          <w:rFonts w:ascii="Garamond" w:eastAsia="Garamond" w:hAnsi="Garamond" w:cs="Garamond"/>
+          <w:color w:val="9CA3AF"/>
+          <w:sz w:val="24"/>
+          <w:szCs w:val="24"/>
+        </w:rPr>
       </w:r>
     </w:p>
     <w:p/>
@@ -582,7 +605,7 @@
           <w:sz w:val="24"/>
           <w:szCs w:val="24"/>
         </w:rPr>
-        <w:t xml:space="preserve">1. Консултант:  </w:t>
+        <w:t>1. Строител:  ..............................   ({{ТехРък_1и3}})</w:t>
       </w:r>
       <w:r>
         <w:rPr>
@@ -591,7 +614,6 @@
           <w:sz w:val="24"/>
           <w:szCs w:val="24"/>
         </w:rPr>
-        <w:t xml:space="preserve">..............................   </w:t>
       </w:r>
       <w:r>
         <w:rPr>
@@ -602,7 +624,6 @@
           <w:sz w:val="24"/>
           <w:szCs w:val="24"/>
         </w:rPr>
-        <w:t>({{Управите</w:t>
       </w:r>
       <w:r>
         <w:rPr>
@@ -613,7 +634,6 @@
           <w:sz w:val="24"/>
           <w:szCs w:val="24"/>
         </w:rPr>
-        <w:t>л_1и3}})</w:t>
       </w:r>
     </w:p>
     <w:p>
@@ -627,7 +647,7 @@
           <w:sz w:val="24"/>
           <w:szCs w:val="24"/>
         </w:rPr>
-        <w:t xml:space="preserve">2. Техн. ръководител:  </w:t>
+        <w:t>2. СН част "Конструктивна":  ..............................   ({{СН_Конструктивна_1и3}})</w:t>
       </w:r>
       <w:r>
         <w:rPr>
@@ -636,7 +656,6 @@
           <w:sz w:val="24"/>
           <w:szCs w:val="24"/>
         </w:rPr>
-        <w:t xml:space="preserve">..............................   </w:t>
       </w:r>
       <w:r>
         <w:rPr>
@@ -647,7 +666,6 @@
           <w:sz w:val="24"/>
           <w:szCs w:val="24"/>
         </w:rPr>
-        <w:t>({{ТехРък_1и3}})</w:t>
       </w:r>
     </w:p>
     <w:p>
@@ -661,7 +679,7 @@
           <w:sz w:val="24"/>
           <w:szCs w:val="24"/>
         </w:rPr>
-        <w:t xml:space="preserve">3. Проектант:  </w:t>
+        <w:t>3. Проектант "Конструктивна":  ..............................   ({{ПЖ_Конструктивна_1и3}})</w:t>
       </w:r>
       <w:r>
         <w:rPr>
@@ -670,7 +688,6 @@
           <w:sz w:val="24"/>
           <w:szCs w:val="24"/>
         </w:rPr>
-        <w:t xml:space="preserve">..............................   </w:t>
       </w:r>
       <w:r>
         <w:rPr>
@@ -681,7 +698,101 @@
           <w:sz w:val="24"/>
           <w:szCs w:val="24"/>
         </w:rPr>
-        <w:t>({{constructor_name}})</w:t>
+      </w:r>
+    </w:p>
+    <w:p>
+      <w:pPr>
+        <w:spacing w:before="120" w:after="60"/>
+      </w:pPr>
+      <w:r>
+        <w:rPr>
+          <w:rFonts w:ascii="Garamond" w:eastAsia="Garamond" w:hAnsi="Garamond" w:cs="Garamond"/>
+          <w:color w:val="2D3561"/>
+          <w:sz w:val="24"/>
+          <w:szCs w:val="24"/>
+        </w:rPr>
+      </w:r>
+      <w:r>
+        <w:rPr>
+          <w:rFonts w:ascii="Garamond" w:eastAsia="Garamond" w:hAnsi="Garamond" w:cs="Garamond"/>
+          <w:color w:val="9CA3AF"/>
+          <w:sz w:val="24"/>
+          <w:szCs w:val="24"/>
+        </w:rPr>
+      </w:r>
+      <w:r>
+        <w:rPr>
+          <w:rFonts w:ascii="Garamond" w:eastAsia="Garamond" w:hAnsi="Garamond" w:cs="Garamond"/>
+          <w:i/>
+          <w:iCs/>
+          <w:color w:val="6B7280"/>
+          <w:sz w:val="24"/>
+          <w:szCs w:val="24"/>
+        </w:rPr>
+      </w:r>
+    </w:p>
+    <w:p>
+      <w:pPr>
+        <w:spacing w:before="120" w:after="60"/>
+      </w:pPr>
+      <w:r>
+        <w:rPr>
+          <w:rFonts w:ascii="Garamond" w:eastAsia="Garamond" w:hAnsi="Garamond" w:cs="Garamond"/>
+          <w:color w:val="2D3561"/>
+          <w:sz w:val="24"/>
+          <w:szCs w:val="24"/>
+        </w:rPr>
+        <w:t>Управител — строителен надзор:  ..............................   ({{Управител_1и3}})</w:t>
+      </w:r>
+      <w:r>
+        <w:rPr>
+          <w:rFonts w:ascii="Garamond" w:eastAsia="Garamond" w:hAnsi="Garamond" w:cs="Garamond"/>
+          <w:color w:val="9CA3AF"/>
+          <w:sz w:val="24"/>
+          <w:szCs w:val="24"/>
+        </w:rPr>
+      </w:r>
+      <w:r>
+        <w:rPr>
+          <w:rFonts w:ascii="Garamond" w:eastAsia="Garamond" w:hAnsi="Garamond" w:cs="Garamond"/>
+          <w:i/>
+          <w:iCs/>
+          <w:color w:val="6B7280"/>
+          <w:sz w:val="24"/>
+          <w:szCs w:val="24"/>
+        </w:rPr>
+      </w:r>
+    </w:p>
+    <w:p>
+      <w:pPr>
+        <w:spacing w:before="120" w:after="60"/>
+      </w:pPr>
+      <w:r>
+        <w:rPr>
+          <w:rFonts w:ascii="Garamond" w:eastAsia="Garamond" w:hAnsi="Garamond" w:cs="Garamond"/>
+          <w:color w:val="2D3561"/>
+          <w:sz w:val="24"/>
+          <w:szCs w:val="24"/>
+        </w:rPr>
+        <w:t>(име и фамилия, подпис и печат)</w:t>
+      </w:r>
+      <w:r>
+        <w:rPr>
+          <w:rFonts w:ascii="Garamond" w:eastAsia="Garamond" w:hAnsi="Garamond" w:cs="Garamond"/>
+          <w:color w:val="9CA3AF"/>
+          <w:sz w:val="24"/>
+          <w:szCs w:val="24"/>
+        </w:rPr>
+      </w:r>
+      <w:r>
+        <w:rPr>
+          <w:rFonts w:ascii="Garamond" w:eastAsia="Garamond" w:hAnsi="Garamond" w:cs="Garamond"/>
+          <w:i/>
+          <w:iCs/>
+          <w:color w:val="6B7280"/>
+          <w:sz w:val="24"/>
+          <w:szCs w:val="24"/>
+        </w:rPr>
       </w:r>
     </w:p>
     <w:sectPr>

--- a/templates/Akt_7_Template.docx
+++ b/templates/Akt_7_Template.docx
@@ -742,7 +742,7 @@
           <w:sz w:val="24"/>
           <w:szCs w:val="24"/>
         </w:rPr>
-        <w:t>Управител — строителен надзор:  ..............................   ({{Управител_1и3}})</w:t>
+        <w:t>Управител СН:  ..............................   ({{Управител_1и3}})</w:t>
       </w:r>
       <w:r>
         <w:rPr>

--- a/templates/Akt_7_Template.docx
+++ b/templates/Akt_7_Template.docx
@@ -4,25 +4,41 @@
   <w:body>
     <w:p>
       <w:pPr>
-        <w:pStyle w:val="DocumentMeta"/>
         <w:keepNext/>
         <w:keepLines/>
-        <w:jc w:val="center"/>
+        <w:jc w:val="right"/>
+        <w:rPr>
+          <w:rFonts w:asciiTheme="minorBidi" w:hAnsiTheme="minorBidi"/>
+          <w:sz w:val="18"/>
+          <w:szCs w:val="18"/>
+        </w:rPr>
       </w:pPr>
-      <w:bookmarkStart w:id="0" w:name="_GoBack"/>
-      <w:bookmarkEnd w:id="0"/>
       <w:r>
+        <w:rPr>
+          <w:rFonts w:asciiTheme="minorBidi" w:hAnsiTheme="minorBidi"/>
+          <w:sz w:val="18"/>
+          <w:szCs w:val="18"/>
+        </w:rPr>
         <w:t>Приложение № 7 към чл. 7, ал. 3, т. 7</w:t>
       </w:r>
     </w:p>
     <w:p>
       <w:pPr>
-        <w:pStyle w:val="DocumentMeta"/>
         <w:keepNext/>
         <w:keepLines/>
-        <w:jc w:val="center"/>
+        <w:jc w:val="right"/>
+        <w:rPr>
+          <w:rFonts w:asciiTheme="minorBidi" w:hAnsiTheme="minorBidi"/>
+          <w:sz w:val="18"/>
+          <w:szCs w:val="18"/>
+        </w:rPr>
       </w:pPr>
       <w:r>
+        <w:rPr>
+          <w:rFonts w:asciiTheme="minorBidi" w:hAnsiTheme="minorBidi"/>
+          <w:sz w:val="18"/>
+          <w:szCs w:val="18"/>
+        </w:rPr>
         <w:t>(Образец 7)</w:t>
       </w:r>
     </w:p>
@@ -60,7 +76,6 @@
           </w:tcPr>
           <w:p>
             <w:pPr>
-              <w:pStyle w:val="FieldLabel"/>
               <w:keepLines/>
             </w:pPr>
             <w:r>
@@ -86,7 +101,6 @@
           </w:tcPr>
           <w:p>
             <w:pPr>
-              <w:pStyle w:val="FieldValue"/>
               <w:keepLines/>
               <w:pBdr>
                 <w:bottom w:val="single" w:sz="5" w:space="1" w:color="BCBCBC"/>
@@ -121,7 +135,6 @@
           </w:tcPr>
           <w:p>
             <w:pPr>
-              <w:pStyle w:val="FieldLabel"/>
               <w:keepLines/>
             </w:pPr>
             <w:r>
@@ -147,7 +160,6 @@
           </w:tcPr>
           <w:p>
             <w:pPr>
-              <w:pStyle w:val="FieldValue"/>
               <w:keepLines/>
               <w:pBdr>
                 <w:bottom w:val="single" w:sz="5" w:space="1" w:color="BCBCBC"/>
@@ -182,7 +194,6 @@
           </w:tcPr>
           <w:p>
             <w:pPr>
-              <w:pStyle w:val="FieldLabel"/>
               <w:keepLines/>
             </w:pPr>
             <w:r>
@@ -208,7 +219,6 @@
           </w:tcPr>
           <w:p>
             <w:pPr>
-              <w:pStyle w:val="FieldValue"/>
               <w:keepLines/>
               <w:pBdr>
                 <w:bottom w:val="single" w:sz="5" w:space="1" w:color="BCBCBC"/>
@@ -243,7 +253,6 @@
           </w:tcPr>
           <w:p>
             <w:pPr>
-              <w:pStyle w:val="FieldLabel"/>
               <w:keepLines/>
             </w:pPr>
             <w:r>
@@ -269,14 +278,16 @@
           </w:tcPr>
           <w:p>
             <w:pPr>
-              <w:pStyle w:val="FieldValue"/>
               <w:keepLines/>
               <w:pBdr>
                 <w:bottom w:val="single" w:sz="5" w:space="1" w:color="BCBCBC"/>
               </w:pBdr>
             </w:pPr>
             <w:r>
-              <w:t>{{Консултант_Фирма}}, ЕИК {{Консултант_ЕИК}}, {{Консултант_Адрес}}, {{Консултант_Управител}} — Управител</w:t>
+              <w:t>{{Консултант_Фирма}}, ЕИК {{Консултант_ЕИК}}, {{Консултант_Адрес}}, {{Консултант_Управител}}</w:t>
+            </w:r>
+            <w:r>
+              <w:t xml:space="preserve"> — Управител</w:t>
             </w:r>
           </w:p>
         </w:tc>
@@ -304,7 +315,6 @@
           </w:tcPr>
           <w:p>
             <w:pPr>
-              <w:pStyle w:val="FieldLabel"/>
               <w:keepLines/>
             </w:pPr>
             <w:r>
@@ -330,7 +340,6 @@
           </w:tcPr>
           <w:p>
             <w:pPr>
-              <w:pStyle w:val="FieldValue"/>
               <w:keepLines/>
               <w:pBdr>
                 <w:bottom w:val="single" w:sz="5" w:space="1" w:color="BCBCBC"/>
@@ -365,7 +374,6 @@
           </w:tcPr>
           <w:p>
             <w:pPr>
-              <w:pStyle w:val="FieldLabel"/>
               <w:keepLines/>
             </w:pPr>
             <w:r>
@@ -391,7 +399,6 @@
           </w:tcPr>
           <w:p>
             <w:pPr>
-              <w:pStyle w:val="FieldValue"/>
               <w:keepLines/>
               <w:pBdr>
                 <w:bottom w:val="single" w:sz="5" w:space="1" w:color="BCBCBC"/>
@@ -411,35 +418,56 @@
     </w:p>
     <w:p>
       <w:pPr>
-        <w:pStyle w:val="DocumentTitle"/>
         <w:keepNext/>
         <w:keepLines/>
         <w:jc w:val="center"/>
+        <w:rPr>
+          <w:rFonts w:asciiTheme="minorBidi" w:hAnsiTheme="minorBidi"/>
+          <w:b/>
+          <w:bCs/>
+          <w:color w:val="0F243E" w:themeColor="text2" w:themeShade="80"/>
+          <w:sz w:val="28"/>
+          <w:szCs w:val="28"/>
+        </w:rPr>
       </w:pPr>
       <w:r>
+        <w:rPr>
+          <w:rFonts w:asciiTheme="minorBidi" w:hAnsiTheme="minorBidi"/>
+          <w:b/>
+          <w:bCs/>
+          <w:color w:val="0F243E" w:themeColor="text2" w:themeShade="80"/>
+          <w:sz w:val="28"/>
+          <w:szCs w:val="28"/>
+        </w:rPr>
         <w:t>АКТ</w:t>
       </w:r>
     </w:p>
     <w:p>
       <w:pPr>
-        <w:pStyle w:val="DocumentSubtitle"/>
         <w:keepLines/>
         <w:jc w:val="center"/>
       </w:pPr>
+      <w:proofErr w:type="gramStart"/>
       <w:r>
-        <w:t>за приемане на извършените строителни и монтажни работи по нива и елементи на строителната конструкция</w:t>
+        <w:t>за</w:t>
+      </w:r>
+      <w:proofErr w:type="gramEnd"/>
+      <w:r>
+        <w:t xml:space="preserve"> приемане на извършените строителни и монтажни работи по нива и елементи на </w:t>
+      </w:r>
+      <w:r>
+        <w:t>строителната конструкция</w:t>
       </w:r>
     </w:p>
     <w:p>
       <w:pPr>
-        <w:pStyle w:val="LegalBody"/>
         <w:keepLines/>
         <w:spacing w:after="80"/>
       </w:pPr>
     </w:p>
     <w:p>
       <w:pPr>
-        <w:spacing w:after="200"/>
+        <w:spacing w:line="240" w:lineRule="auto"/>
       </w:pPr>
       <w:proofErr w:type="spellStart"/>
       <w:r>
@@ -469,7 +497,7 @@
     </w:p>
     <w:p>
       <w:pPr>
-        <w:spacing w:after="100"/>
+        <w:spacing w:line="240" w:lineRule="auto"/>
         <w:ind w:left="397" w:hanging="397"/>
       </w:pPr>
       <w:r>
@@ -487,7 +515,7 @@
     </w:p>
     <w:p>
       <w:pPr>
-        <w:spacing w:after="100"/>
+        <w:spacing w:line="240" w:lineRule="auto"/>
         <w:ind w:left="397" w:hanging="397"/>
       </w:pPr>
       <w:r>
@@ -505,7 +533,7 @@
     </w:p>
     <w:p>
       <w:pPr>
-        <w:spacing w:after="100"/>
+        <w:spacing w:line="240" w:lineRule="auto"/>
         <w:ind w:left="397" w:hanging="397"/>
       </w:pPr>
       <w:r>
@@ -520,6 +548,11 @@
       <w:r>
         <w:t>{{constructor_name}}</w:t>
       </w:r>
+    </w:p>
+    <w:p>
+      <w:pPr>
+        <w:spacing w:after="80"/>
+      </w:pPr>
     </w:p>
     <w:p>
       <w:pPr>
@@ -687,7 +720,47 @@
           <w:color w:val="6F6F6F"/>
           <w:sz w:val="16"/>
         </w:rPr>
-        <w:t xml:space="preserve"> и монтажни работи </w:t>
+        <w:t xml:space="preserve"> и </w:t>
+      </w:r>
+      <w:proofErr w:type="spellStart"/>
+      <w:r>
+        <w:rPr>
+          <w:rFonts w:ascii="Arial" w:eastAsia="Arial" w:hAnsi="Arial"/>
+          <w:i/>
+          <w:color w:val="6F6F6F"/>
+          <w:sz w:val="16"/>
+        </w:rPr>
+        <w:t>монтажни</w:t>
+      </w:r>
+      <w:proofErr w:type="spellEnd"/>
+      <w:r>
+        <w:rPr>
+          <w:rFonts w:ascii="Arial" w:eastAsia="Arial" w:hAnsi="Arial"/>
+          <w:i/>
+          <w:color w:val="6F6F6F"/>
+          <w:sz w:val="16"/>
+        </w:rPr>
+        <w:t xml:space="preserve"> </w:t>
+      </w:r>
+      <w:proofErr w:type="spellStart"/>
+      <w:r>
+        <w:rPr>
+          <w:rFonts w:ascii="Arial" w:eastAsia="Arial" w:hAnsi="Arial"/>
+          <w:i/>
+          <w:color w:val="6F6F6F"/>
+          <w:sz w:val="16"/>
+        </w:rPr>
+        <w:t>работи</w:t>
+      </w:r>
+      <w:proofErr w:type="spellEnd"/>
+      <w:r>
+        <w:rPr>
+          <w:rFonts w:ascii="Arial" w:eastAsia="Arial" w:hAnsi="Arial"/>
+          <w:i/>
+          <w:color w:val="6F6F6F"/>
+          <w:sz w:val="16"/>
+        </w:rPr>
+        <w:t xml:space="preserve"> </w:t>
       </w:r>
       <w:proofErr w:type="spellStart"/>
       <w:r>
@@ -967,7 +1040,15 @@
     </w:p>
     <w:p>
       <w:pPr>
-        <w:spacing w:after="80"/>
+        <w:spacing w:line="240" w:lineRule="auto"/>
+        <w:rPr>
+          <w:color w:val="4A4A4A"/>
+        </w:rPr>
+      </w:pPr>
+    </w:p>
+    <w:p>
+      <w:pPr>
+        <w:spacing w:line="240" w:lineRule="auto"/>
       </w:pPr>
       <w:r>
         <w:rPr>
@@ -978,7 +1059,7 @@
     </w:p>
     <w:p>
       <w:pPr>
-        <w:spacing w:before="20" w:after="180"/>
+        <w:spacing w:line="240" w:lineRule="auto"/>
       </w:pPr>
       <w:r>
         <w:rPr>
@@ -1011,6 +1092,7 @@
     <w:p>
       <w:pPr>
         <w:spacing w:before="280"/>
+        <w:jc w:val="right"/>
       </w:pPr>
       <w:r>
         <w:rPr>
@@ -1066,6 +1148,7 @@
     <w:p>
       <w:pPr>
         <w:spacing w:before="280"/>
+        <w:jc w:val="right"/>
       </w:pPr>
       <w:r>
         <w:rPr>
@@ -1182,6 +1265,7 @@
     <w:p>
       <w:pPr>
         <w:spacing w:before="280"/>
+        <w:jc w:val="right"/>
       </w:pPr>
       <w:r>
         <w:rPr>
@@ -1262,8 +1346,6 @@
         </w:rPr>
         <w:t xml:space="preserve">: </w:t>
       </w:r>
-      <w:bookmarkStart w:id="0" w:name="_GoBack"/>
-      <w:bookmarkEnd w:id="0"/>
       <w:r>
         <w:rPr>
           <w:color w:val="4A4A4A"/>
@@ -1280,7 +1362,20 @@
     <w:p>
       <w:pPr>
         <w:spacing w:before="440"/>
+        <w:rPr>
+          <w:rFonts w:ascii="Arial" w:eastAsia="Arial" w:hAnsi="Arial"/>
+          <w:b/>
+          <w:color w:val="4A4A4A"/>
+          <w:sz w:val="19"/>
+        </w:rPr>
       </w:pPr>
+    </w:p>
+    <w:p>
+      <w:pPr>
+        <w:spacing w:before="440"/>
+      </w:pPr>
+      <w:bookmarkStart w:id="0" w:name="_GoBack"/>
+      <w:bookmarkEnd w:id="0"/>
       <w:r>
         <w:rPr>
           <w:rFonts w:ascii="Arial" w:eastAsia="Arial" w:hAnsi="Arial"/>
@@ -13243,7 +13338,7 @@
 </file>
 
 <file path=customXml/itemProps1.xml><?xml version="1.0" encoding="utf-8"?>
-<ds:datastoreItem xmlns:ds="http://schemas.openxmlformats.org/officeDocument/2006/customXml" ds:itemID="{8EC4D4ED-6F8D-4D0A-8B1B-F234081035A2}">
+<ds:datastoreItem xmlns:ds="http://schemas.openxmlformats.org/officeDocument/2006/customXml" ds:itemID="{8EC8742F-66CD-40AF-896A-C2723DD7C0A0}">
   <ds:schemaRefs>
     <ds:schemaRef ds:uri="http://schemas.openxmlformats.org/officeDocument/2006/bibliography"/>
   </ds:schemaRefs>

--- a/templates/Akt_7_Template.docx
+++ b/templates/Akt_7_Template.docx
@@ -4,42 +4,61 @@
   <w:body>
     <w:p>
       <w:pPr>
+        <w:pStyle w:val="DocumentMeta"/>
         <w:keepNext/>
         <w:keepLines/>
         <w:jc w:val="right"/>
-        <w:rPr>
-          <w:rFonts w:asciiTheme="minorBidi" w:hAnsiTheme="minorBidi"/>
-          <w:sz w:val="18"/>
-          <w:szCs w:val="18"/>
-        </w:rPr>
       </w:pPr>
-      <w:r>
-        <w:rPr>
-          <w:rFonts w:asciiTheme="minorBidi" w:hAnsiTheme="minorBidi"/>
-          <w:sz w:val="18"/>
-          <w:szCs w:val="18"/>
-        </w:rPr>
-        <w:t>Приложение № 7 към чл. 7, ал. 3, т. 7</w:t>
+      <w:proofErr w:type="spellStart"/>
+      <w:r>
+        <w:t>Приложение</w:t>
+      </w:r>
+      <w:proofErr w:type="spellEnd"/>
+      <w:r>
+        <w:t xml:space="preserve"> № 7 </w:t>
+      </w:r>
+      <w:proofErr w:type="spellStart"/>
+      <w:r>
+        <w:t>към</w:t>
+      </w:r>
+      <w:proofErr w:type="spellEnd"/>
+      <w:r>
+        <w:t xml:space="preserve"> </w:t>
+      </w:r>
+      <w:proofErr w:type="spellStart"/>
+      <w:r>
+        <w:t>чл</w:t>
+      </w:r>
+      <w:proofErr w:type="spellEnd"/>
+      <w:r>
+        <w:t xml:space="preserve">. 7, </w:t>
+      </w:r>
+      <w:proofErr w:type="spellStart"/>
+      <w:r>
+        <w:t>ал</w:t>
+      </w:r>
+      <w:proofErr w:type="spellEnd"/>
+      <w:r>
+        <w:t>. 3, т. 7</w:t>
       </w:r>
     </w:p>
     <w:p>
       <w:pPr>
+        <w:pStyle w:val="DocumentMeta"/>
         <w:keepNext/>
         <w:keepLines/>
         <w:jc w:val="right"/>
-        <w:rPr>
-          <w:rFonts w:asciiTheme="minorBidi" w:hAnsiTheme="minorBidi"/>
-          <w:sz w:val="18"/>
-          <w:szCs w:val="18"/>
-        </w:rPr>
       </w:pPr>
       <w:r>
-        <w:rPr>
-          <w:rFonts w:asciiTheme="minorBidi" w:hAnsiTheme="minorBidi"/>
-          <w:sz w:val="18"/>
-          <w:szCs w:val="18"/>
-        </w:rPr>
-        <w:t>(Образец 7)</w:t>
+        <w:t>(</w:t>
+      </w:r>
+      <w:proofErr w:type="spellStart"/>
+      <w:r>
+        <w:t>Образец</w:t>
+      </w:r>
+      <w:proofErr w:type="spellEnd"/>
+      <w:r>
+        <w:t xml:space="preserve"> 7)</w:t>
       </w:r>
     </w:p>
     <w:tbl>
@@ -76,10 +95,16 @@
           </w:tcPr>
           <w:p>
             <w:pPr>
+              <w:pStyle w:val="FieldLabel"/>
               <w:keepLines/>
             </w:pPr>
+            <w:proofErr w:type="spellStart"/>
             <w:r>
-              <w:t>Строеж:</w:t>
+              <w:t>Строеж</w:t>
+            </w:r>
+            <w:proofErr w:type="spellEnd"/>
+            <w:r>
+              <w:t>:</w:t>
             </w:r>
           </w:p>
         </w:tc>
@@ -101,12 +126,17 @@
           </w:tcPr>
           <w:p>
             <w:pPr>
+              <w:pStyle w:val="FieldValue"/>
               <w:keepLines/>
               <w:pBdr>
                 <w:bottom w:val="single" w:sz="5" w:space="1" w:color="BCBCBC"/>
               </w:pBdr>
             </w:pPr>
             <w:r>
+              <w:rPr>
+                <w:rFonts w:eastAsia="Georgia" w:cs="Georgia"/>
+                <w:sz w:val="20"/>
+              </w:rPr>
               <w:t>{{Строеж}}</w:t>
             </w:r>
           </w:p>
@@ -135,10 +165,16 @@
           </w:tcPr>
           <w:p>
             <w:pPr>
+              <w:pStyle w:val="FieldLabel"/>
               <w:keepLines/>
             </w:pPr>
+            <w:proofErr w:type="spellStart"/>
             <w:r>
-              <w:t>Местонахождение:</w:t>
+              <w:t>Местонахождение</w:t>
+            </w:r>
+            <w:proofErr w:type="spellEnd"/>
+            <w:r>
+              <w:t>:</w:t>
             </w:r>
           </w:p>
         </w:tc>
@@ -160,12 +196,17 @@
           </w:tcPr>
           <w:p>
             <w:pPr>
+              <w:pStyle w:val="FieldValue"/>
               <w:keepLines/>
               <w:pBdr>
                 <w:bottom w:val="single" w:sz="5" w:space="1" w:color="BCBCBC"/>
               </w:pBdr>
             </w:pPr>
             <w:r>
+              <w:rPr>
+                <w:rFonts w:eastAsia="Georgia" w:cs="Georgia"/>
+                <w:sz w:val="20"/>
+              </w:rPr>
               <w:t>{{Адрес}}</w:t>
             </w:r>
           </w:p>
@@ -194,10 +235,16 @@
           </w:tcPr>
           <w:p>
             <w:pPr>
+              <w:pStyle w:val="FieldLabel"/>
               <w:keepLines/>
             </w:pPr>
+            <w:proofErr w:type="spellStart"/>
             <w:r>
-              <w:t>Възложител:</w:t>
+              <w:t>Възложител</w:t>
+            </w:r>
+            <w:proofErr w:type="spellEnd"/>
+            <w:r>
+              <w:t>:</w:t>
             </w:r>
           </w:p>
         </w:tc>
@@ -219,12 +266,17 @@
           </w:tcPr>
           <w:p>
             <w:pPr>
+              <w:pStyle w:val="FieldValue"/>
               <w:keepLines/>
               <w:pBdr>
                 <w:bottom w:val="single" w:sz="5" w:space="1" w:color="BCBCBC"/>
               </w:pBdr>
             </w:pPr>
             <w:r>
+              <w:rPr>
+                <w:rFonts w:eastAsia="Georgia" w:cs="Georgia"/>
+                <w:sz w:val="20"/>
+              </w:rPr>
               <w:t>{{Възложител_Блок}}</w:t>
             </w:r>
           </w:p>
@@ -253,10 +305,37 @@
           </w:tcPr>
           <w:p>
             <w:pPr>
+              <w:pStyle w:val="FieldLabel"/>
               <w:keepLines/>
             </w:pPr>
+            <w:proofErr w:type="spellStart"/>
             <w:r>
-              <w:t>Консултант (строителен надзор):</w:t>
+              <w:t>Консултан</w:t>
+            </w:r>
+            <w:bookmarkStart w:id="0" w:name="_GoBack"/>
+            <w:bookmarkEnd w:id="0"/>
+            <w:r>
+              <w:t>т</w:t>
+            </w:r>
+            <w:proofErr w:type="spellEnd"/>
+            <w:r>
+              <w:t xml:space="preserve"> (</w:t>
+            </w:r>
+            <w:proofErr w:type="spellStart"/>
+            <w:r>
+              <w:t>строителен</w:t>
+            </w:r>
+            <w:proofErr w:type="spellEnd"/>
+            <w:r>
+              <w:t xml:space="preserve"> </w:t>
+            </w:r>
+            <w:proofErr w:type="spellStart"/>
+            <w:r>
+              <w:t>надзор</w:t>
+            </w:r>
+            <w:proofErr w:type="spellEnd"/>
+            <w:r>
+              <w:t>):</w:t>
             </w:r>
           </w:p>
         </w:tc>
@@ -278,16 +357,18 @@
           </w:tcPr>
           <w:p>
             <w:pPr>
+              <w:pStyle w:val="FieldValue"/>
               <w:keepLines/>
               <w:pBdr>
                 <w:bottom w:val="single" w:sz="5" w:space="1" w:color="BCBCBC"/>
               </w:pBdr>
             </w:pPr>
             <w:r>
-              <w:t>{{Консултант_Фирма}}, ЕИК {{Консултант_ЕИК}}, {{Консултант_Адрес}}, {{Консултант_Управител}}</w:t>
-            </w:r>
-            <w:r>
-              <w:t xml:space="preserve"> — Управител</w:t>
+              <w:rPr>
+                <w:rFonts w:eastAsia="Georgia" w:cs="Georgia"/>
+                <w:sz w:val="20"/>
+              </w:rPr>
+              <w:t>{{Консултант_Фирма}}, ЕИК {{Консултант_ЕИК}}, {{Консултант_Адрес}}, {{Консултант_Управител}} — Управител</w:t>
             </w:r>
           </w:p>
         </w:tc>
@@ -315,10 +396,24 @@
           </w:tcPr>
           <w:p>
             <w:pPr>
+              <w:pStyle w:val="FieldLabel"/>
               <w:keepLines/>
             </w:pPr>
+            <w:proofErr w:type="spellStart"/>
             <w:r>
-              <w:t>Тех. ръководител:</w:t>
+              <w:t>Тех</w:t>
+            </w:r>
+            <w:proofErr w:type="spellEnd"/>
+            <w:r>
+              <w:t xml:space="preserve">. </w:t>
+            </w:r>
+            <w:proofErr w:type="spellStart"/>
+            <w:r>
+              <w:t>ръководител</w:t>
+            </w:r>
+            <w:proofErr w:type="spellEnd"/>
+            <w:r>
+              <w:t>:</w:t>
             </w:r>
           </w:p>
         </w:tc>
@@ -340,12 +435,17 @@
           </w:tcPr>
           <w:p>
             <w:pPr>
+              <w:pStyle w:val="FieldValue"/>
               <w:keepLines/>
               <w:pBdr>
                 <w:bottom w:val="single" w:sz="5" w:space="1" w:color="BCBCBC"/>
               </w:pBdr>
             </w:pPr>
             <w:r>
+              <w:rPr>
+                <w:rFonts w:eastAsia="Georgia" w:cs="Georgia"/>
+                <w:sz w:val="20"/>
+              </w:rPr>
               <w:t>{{Строител_ТехРък}}</w:t>
             </w:r>
           </w:p>
@@ -374,10 +474,16 @@
           </w:tcPr>
           <w:p>
             <w:pPr>
+              <w:pStyle w:val="FieldLabel"/>
               <w:keepLines/>
             </w:pPr>
+            <w:proofErr w:type="spellStart"/>
             <w:r>
-              <w:t>Строител:</w:t>
+              <w:t>Строител</w:t>
+            </w:r>
+            <w:proofErr w:type="spellEnd"/>
+            <w:r>
+              <w:t>:</w:t>
             </w:r>
           </w:p>
         </w:tc>
@@ -399,12 +505,17 @@
           </w:tcPr>
           <w:p>
             <w:pPr>
+              <w:pStyle w:val="FieldValue"/>
               <w:keepLines/>
               <w:pBdr>
                 <w:bottom w:val="single" w:sz="5" w:space="1" w:color="BCBCBC"/>
               </w:pBdr>
             </w:pPr>
             <w:r>
+              <w:rPr>
+                <w:rFonts w:eastAsia="Georgia" w:cs="Georgia"/>
+                <w:sz w:val="20"/>
+              </w:rPr>
               <w:t>{{Строител_Фирма}}, ЕИК {{Строител_ЕИК}}, {{Строител_Адрес}}, представлявано от {{Строител_Управител}}</w:t>
             </w:r>
           </w:p>
@@ -418,159 +529,372 @@
     </w:p>
     <w:p>
       <w:pPr>
+        <w:pStyle w:val="DocumentTitle"/>
         <w:keepNext/>
         <w:keepLines/>
         <w:jc w:val="center"/>
-        <w:rPr>
-          <w:rFonts w:asciiTheme="minorBidi" w:hAnsiTheme="minorBidi"/>
-          <w:b/>
-          <w:bCs/>
-          <w:color w:val="0F243E" w:themeColor="text2" w:themeShade="80"/>
-          <w:sz w:val="28"/>
-          <w:szCs w:val="28"/>
-        </w:rPr>
       </w:pPr>
       <w:r>
-        <w:rPr>
-          <w:rFonts w:asciiTheme="minorBidi" w:hAnsiTheme="minorBidi"/>
-          <w:b/>
-          <w:bCs/>
-          <w:color w:val="0F243E" w:themeColor="text2" w:themeShade="80"/>
-          <w:sz w:val="28"/>
-          <w:szCs w:val="28"/>
-        </w:rPr>
         <w:t>АКТ</w:t>
       </w:r>
     </w:p>
     <w:p>
       <w:pPr>
+        <w:pStyle w:val="DocumentSubtitle"/>
         <w:keepLines/>
         <w:jc w:val="center"/>
       </w:pPr>
+      <w:proofErr w:type="spellStart"/>
       <w:proofErr w:type="gramStart"/>
       <w:r>
         <w:t>за</w:t>
       </w:r>
+      <w:proofErr w:type="spellEnd"/>
       <w:proofErr w:type="gramEnd"/>
       <w:r>
-        <w:t xml:space="preserve"> приемане на извършените строителни и монтажни работи по нива и елементи на </w:t>
-      </w:r>
-      <w:r>
-        <w:t>строителната конструкция</w:t>
-      </w:r>
+        <w:t xml:space="preserve"> </w:t>
+      </w:r>
+      <w:proofErr w:type="spellStart"/>
+      <w:r>
+        <w:t>приемане</w:t>
+      </w:r>
+      <w:proofErr w:type="spellEnd"/>
+      <w:r>
+        <w:t xml:space="preserve"> </w:t>
+      </w:r>
+      <w:proofErr w:type="spellStart"/>
+      <w:r>
+        <w:t>на</w:t>
+      </w:r>
+      <w:proofErr w:type="spellEnd"/>
+      <w:r>
+        <w:t xml:space="preserve"> </w:t>
+      </w:r>
+      <w:proofErr w:type="spellStart"/>
+      <w:r>
+        <w:t>извършените</w:t>
+      </w:r>
+      <w:proofErr w:type="spellEnd"/>
+      <w:r>
+        <w:t xml:space="preserve"> </w:t>
+      </w:r>
+      <w:proofErr w:type="spellStart"/>
+      <w:r>
+        <w:t>строителни</w:t>
+      </w:r>
+      <w:proofErr w:type="spellEnd"/>
+      <w:r>
+        <w:t xml:space="preserve"> и </w:t>
+      </w:r>
+      <w:proofErr w:type="spellStart"/>
+      <w:r>
+        <w:t>монтажни</w:t>
+      </w:r>
+      <w:proofErr w:type="spellEnd"/>
+      <w:r>
+        <w:t xml:space="preserve"> </w:t>
+      </w:r>
+      <w:proofErr w:type="spellStart"/>
+      <w:r>
+        <w:t>работи</w:t>
+      </w:r>
+      <w:proofErr w:type="spellEnd"/>
+      <w:r>
+        <w:t xml:space="preserve"> </w:t>
+      </w:r>
+      <w:proofErr w:type="spellStart"/>
+      <w:r>
+        <w:t>по</w:t>
+      </w:r>
+      <w:proofErr w:type="spellEnd"/>
+      <w:r>
+        <w:t xml:space="preserve"> </w:t>
+      </w:r>
+      <w:proofErr w:type="spellStart"/>
+      <w:r>
+        <w:t>нива</w:t>
+      </w:r>
+      <w:proofErr w:type="spellEnd"/>
+      <w:r>
+        <w:t xml:space="preserve"> и </w:t>
+      </w:r>
+      <w:proofErr w:type="spellStart"/>
+      <w:r>
+        <w:t>елементи</w:t>
+      </w:r>
+      <w:proofErr w:type="spellEnd"/>
+      <w:r>
+        <w:t xml:space="preserve"> </w:t>
+      </w:r>
+      <w:proofErr w:type="spellStart"/>
+      <w:r>
+        <w:t>на</w:t>
+      </w:r>
+      <w:proofErr w:type="spellEnd"/>
+      <w:r>
+        <w:t xml:space="preserve"> </w:t>
+      </w:r>
+      <w:proofErr w:type="spellStart"/>
+      <w:r>
+        <w:t>строителната</w:t>
+      </w:r>
+      <w:proofErr w:type="spellEnd"/>
+      <w:r>
+        <w:t xml:space="preserve"> </w:t>
+      </w:r>
+      <w:proofErr w:type="spellStart"/>
+      <w:r>
+        <w:t>конструкция</w:t>
+      </w:r>
+      <w:proofErr w:type="spellEnd"/>
     </w:p>
     <w:p>
       <w:pPr>
+        <w:pStyle w:val="LegalBody"/>
         <w:keepLines/>
         <w:spacing w:after="80"/>
       </w:pPr>
     </w:p>
     <w:p>
       <w:pPr>
-        <w:spacing w:line="240" w:lineRule="auto"/>
+        <w:pStyle w:val="LegalBody"/>
+        <w:keepLines/>
+        <w:spacing w:after="80"/>
       </w:pPr>
       <w:proofErr w:type="spellStart"/>
       <w:r>
         <w:t>Днес</w:t>
       </w:r>
       <w:proofErr w:type="spellEnd"/>
+      <w:r>
+        <w:rPr>
+          <w:lang w:val="bg-BG"/>
+        </w:rPr>
+        <w:t>...............................................</w:t>
+      </w:r>
+      <w:r>
+        <w:t xml:space="preserve"> </w:t>
+      </w:r>
       <w:proofErr w:type="gramStart"/>
       <w:r>
-        <w:t xml:space="preserve">, </w:t>
-      </w:r>
-      <w:r>
-        <w:rPr>
-          <w:color w:val="4A4A4A"/>
-        </w:rPr>
-        <w:t xml:space="preserve"> ..........................</w:t>
+        <w:t>г.,</w:t>
       </w:r>
       <w:proofErr w:type="gramEnd"/>
       <w:r>
-        <w:rPr>
-          <w:color w:val="4A4A4A"/>
-        </w:rPr>
         <w:t xml:space="preserve"> </w:t>
       </w:r>
-      <w:r>
-        <w:t xml:space="preserve"> г., подписаните представители на:</w:t>
+      <w:proofErr w:type="spellStart"/>
+      <w:r>
+        <w:t>подписаните</w:t>
+      </w:r>
+      <w:proofErr w:type="spellEnd"/>
+      <w:r>
+        <w:t xml:space="preserve"> </w:t>
+      </w:r>
+      <w:proofErr w:type="spellStart"/>
+      <w:r>
+        <w:t>представители</w:t>
+      </w:r>
+      <w:proofErr w:type="spellEnd"/>
+      <w:r>
+        <w:t xml:space="preserve"> </w:t>
+      </w:r>
+      <w:proofErr w:type="spellStart"/>
+      <w:r>
+        <w:t>на</w:t>
+      </w:r>
+      <w:proofErr w:type="spellEnd"/>
+      <w:r>
+        <w:t>:</w:t>
       </w:r>
     </w:p>
     <w:p>
       <w:pPr>
-        <w:spacing w:line="240" w:lineRule="auto"/>
-        <w:ind w:left="397" w:hanging="397"/>
+        <w:pStyle w:val="LegalBody"/>
+        <w:keepLines/>
+        <w:spacing w:after="40"/>
       </w:pPr>
       <w:r>
         <w:rPr>
-          <w:rFonts w:ascii="Arial" w:eastAsia="Arial" w:hAnsi="Arial"/>
-          <w:b/>
-          <w:color w:val="4A4A4A"/>
-          <w:sz w:val="19"/>
+          <w:rFonts w:eastAsia="Georgia" w:cs="Georgia"/>
         </w:rPr>
-        <w:t xml:space="preserve">1. Строител: </w:t>
-      </w:r>
-      <w:r>
-        <w:t>{{Строител_ТехРък}}</w:t>
+        <w:t>1. Строител: {{Строител_ТехРък}}</w:t>
       </w:r>
     </w:p>
     <w:p>
       <w:pPr>
-        <w:spacing w:line="240" w:lineRule="auto"/>
-        <w:ind w:left="397" w:hanging="397"/>
+        <w:pStyle w:val="LegalBody"/>
+        <w:keepLines/>
+        <w:spacing w:after="40"/>
       </w:pPr>
       <w:r>
         <w:rPr>
-          <w:rFonts w:ascii="Arial" w:eastAsia="Arial" w:hAnsi="Arial"/>
-          <w:b/>
-          <w:color w:val="4A4A4A"/>
-          <w:sz w:val="19"/>
+          <w:rFonts w:eastAsia="Georgia" w:cs="Georgia"/>
         </w:rPr>
-        <w:t xml:space="preserve">2. Технически правоспособно лице по част „Конструктивна“ към строителния надзор: </w:t>
-      </w:r>
-      <w:r>
-        <w:t>{{СН_Конструктивна}}</w:t>
+        <w:t>2. Технически правоспособно лице по част „Конструктивна“ към строителния надзор: {{СН_Конструктивна}}</w:t>
       </w:r>
     </w:p>
     <w:p>
       <w:pPr>
-        <w:spacing w:line="240" w:lineRule="auto"/>
-        <w:ind w:left="397" w:hanging="397"/>
+        <w:pStyle w:val="LegalBody"/>
+        <w:keepLines/>
+        <w:spacing w:after="80"/>
       </w:pPr>
       <w:r>
         <w:rPr>
-          <w:rFonts w:ascii="Arial" w:eastAsia="Arial" w:hAnsi="Arial"/>
-          <w:b/>
-          <w:color w:val="4A4A4A"/>
-          <w:sz w:val="19"/>
+          <w:rFonts w:eastAsia="Georgia" w:cs="Georgia"/>
         </w:rPr>
-        <w:t xml:space="preserve">3. Проектант по част „Конструктивна“: </w:t>
-      </w:r>
-      <w:r>
-        <w:t>{{constructor_name}}</w:t>
+        <w:t>3. Проектант по част „Конструктивна“: {{constructor_name}}</w:t>
       </w:r>
     </w:p>
     <w:p>
       <w:pPr>
-        <w:spacing w:after="80"/>
+        <w:pStyle w:val="LegalBody"/>
+        <w:keepLines/>
       </w:pPr>
+      <w:proofErr w:type="spellStart"/>
+      <w:proofErr w:type="gramStart"/>
+      <w:r>
+        <w:t>прегледахме</w:t>
+      </w:r>
+      <w:proofErr w:type="spellEnd"/>
+      <w:proofErr w:type="gramEnd"/>
+      <w:r>
+        <w:t xml:space="preserve"> </w:t>
+      </w:r>
+      <w:proofErr w:type="spellStart"/>
+      <w:r>
+        <w:t>строителната</w:t>
+      </w:r>
+      <w:proofErr w:type="spellEnd"/>
+      <w:r>
+        <w:t xml:space="preserve"> </w:t>
+      </w:r>
+      <w:proofErr w:type="spellStart"/>
+      <w:r>
+        <w:t>конструкция</w:t>
+      </w:r>
+      <w:proofErr w:type="spellEnd"/>
+      <w:r>
+        <w:t xml:space="preserve"> </w:t>
+      </w:r>
+      <w:proofErr w:type="spellStart"/>
+      <w:r>
+        <w:t>по</w:t>
+      </w:r>
+      <w:proofErr w:type="spellEnd"/>
+      <w:r>
+        <w:t xml:space="preserve"> </w:t>
+      </w:r>
+      <w:proofErr w:type="spellStart"/>
+      <w:r>
+        <w:t>нива</w:t>
+      </w:r>
+      <w:proofErr w:type="spellEnd"/>
+      <w:r>
+        <w:t xml:space="preserve"> и </w:t>
+      </w:r>
+      <w:proofErr w:type="spellStart"/>
+      <w:r>
+        <w:t>елементи</w:t>
+      </w:r>
+      <w:proofErr w:type="spellEnd"/>
+      <w:r>
+        <w:t xml:space="preserve">, </w:t>
+      </w:r>
+      <w:proofErr w:type="spellStart"/>
+      <w:r>
+        <w:t>изпълнена</w:t>
+      </w:r>
+      <w:proofErr w:type="spellEnd"/>
+      <w:r>
+        <w:t xml:space="preserve"> </w:t>
+      </w:r>
+      <w:proofErr w:type="spellStart"/>
+      <w:r>
+        <w:t>от</w:t>
+      </w:r>
+      <w:proofErr w:type="spellEnd"/>
+      <w:r>
+        <w:t xml:space="preserve"> </w:t>
+      </w:r>
+      <w:proofErr w:type="spellStart"/>
+      <w:r>
+        <w:t>ниво</w:t>
+      </w:r>
+      <w:proofErr w:type="spellEnd"/>
+      <w:r>
+        <w:t xml:space="preserve"> </w:t>
+      </w:r>
+      <w:r>
+        <w:rPr>
+          <w:rFonts w:eastAsia="Georgia" w:cs="Georgia"/>
+          <w:u w:val="single" w:color="BCBCBC"/>
+          <w:lang w:val="bg-BG"/>
+        </w:rPr>
+        <w:t xml:space="preserve">  </w:t>
+      </w:r>
+      <w:r>
+        <w:rPr>
+          <w:rFonts w:eastAsia="Georgia" w:cs="Georgia"/>
+          <w:u w:val="single" w:color="BCBCBC"/>
+          <w:lang w:val="bg-BG"/>
+        </w:rPr>
+        <w:t>............</w:t>
+      </w:r>
+      <w:proofErr w:type="spellStart"/>
+      <w:r>
+        <w:t>до</w:t>
+      </w:r>
+      <w:proofErr w:type="spellEnd"/>
+      <w:r>
+        <w:t xml:space="preserve"> </w:t>
+      </w:r>
+      <w:proofErr w:type="spellStart"/>
+      <w:r>
+        <w:t>ниво</w:t>
+      </w:r>
+      <w:proofErr w:type="spellEnd"/>
+      <w:r>
+        <w:rPr>
+          <w:lang w:val="bg-BG"/>
+        </w:rPr>
+        <w:t xml:space="preserve"> </w:t>
+      </w:r>
+      <w:r>
+        <w:rPr>
+          <w:rFonts w:eastAsia="Georgia" w:cs="Georgia"/>
+          <w:u w:val="single" w:color="BCBCBC"/>
+          <w:lang w:val="bg-BG"/>
+        </w:rPr>
+        <w:t>............</w:t>
+      </w:r>
     </w:p>
     <w:p>
       <w:pPr>
-        <w:spacing w:after="80"/>
+        <w:pStyle w:val="LegalBody"/>
+        <w:keepLines/>
+        <w:spacing w:after="20"/>
       </w:pPr>
+      <w:proofErr w:type="gramStart"/>
+      <w:r>
+        <w:t>и</w:t>
+      </w:r>
+      <w:proofErr w:type="gramEnd"/>
+      <w:r>
+        <w:t xml:space="preserve"> </w:t>
+      </w:r>
       <w:proofErr w:type="spellStart"/>
-      <w:proofErr w:type="gramStart"/>
-      <w:r>
-        <w:t>прегледахме</w:t>
+      <w:r>
+        <w:t>съставихме</w:t>
       </w:r>
       <w:proofErr w:type="spellEnd"/>
-      <w:proofErr w:type="gramEnd"/>
       <w:r>
         <w:t xml:space="preserve"> </w:t>
       </w:r>
       <w:proofErr w:type="spellStart"/>
       <w:r>
-        <w:t>строителната</w:t>
+        <w:t>този</w:t>
       </w:r>
       <w:proofErr w:type="spellEnd"/>
       <w:r>
@@ -578,850 +902,972 @@
       </w:r>
       <w:proofErr w:type="spellStart"/>
       <w:r>
-        <w:t>конструкция</w:t>
+        <w:t>акт</w:t>
       </w:r>
       <w:proofErr w:type="spellEnd"/>
       <w:r>
+        <w:t xml:space="preserve">, </w:t>
+      </w:r>
+      <w:proofErr w:type="spellStart"/>
+      <w:r>
+        <w:t>като</w:t>
+      </w:r>
+      <w:proofErr w:type="spellEnd"/>
+      <w:r>
         <w:t xml:space="preserve"> </w:t>
       </w:r>
       <w:proofErr w:type="spellStart"/>
       <w:r>
-        <w:t>по</w:t>
+        <w:t>установихме</w:t>
       </w:r>
       <w:proofErr w:type="spellEnd"/>
       <w:r>
-        <w:t xml:space="preserve"> нива и елементи, изпълнена от ниво </w:t>
-      </w:r>
-      <w:r>
-        <w:rPr>
-          <w:color w:val="4A4A4A"/>
-        </w:rPr>
-        <w:t xml:space="preserve"> .................... </w:t>
-      </w:r>
-      <w:r>
-        <w:t xml:space="preserve"> до ниво </w:t>
-      </w:r>
-      <w:r>
-        <w:rPr>
-          <w:color w:val="4A4A4A"/>
-        </w:rPr>
-        <w:t xml:space="preserve"> .................... </w:t>
+        <w:t xml:space="preserve">, </w:t>
+      </w:r>
+      <w:proofErr w:type="spellStart"/>
+      <w:r>
+        <w:t>че</w:t>
+      </w:r>
+      <w:proofErr w:type="spellEnd"/>
+      <w:r>
+        <w:t xml:space="preserve"> </w:t>
+      </w:r>
+      <w:proofErr w:type="spellStart"/>
+      <w:r>
+        <w:t>са</w:t>
+      </w:r>
+      <w:proofErr w:type="spellEnd"/>
+      <w:r>
+        <w:t xml:space="preserve"> </w:t>
+      </w:r>
+      <w:proofErr w:type="spellStart"/>
+      <w:r>
+        <w:t>изпълнени</w:t>
+      </w:r>
+      <w:proofErr w:type="spellEnd"/>
+      <w:r>
+        <w:t xml:space="preserve"> </w:t>
+      </w:r>
+      <w:proofErr w:type="spellStart"/>
+      <w:r>
+        <w:t>следните</w:t>
+      </w:r>
+      <w:proofErr w:type="spellEnd"/>
+      <w:r>
+        <w:t xml:space="preserve"> </w:t>
+      </w:r>
+      <w:proofErr w:type="spellStart"/>
+      <w:r>
+        <w:t>видове</w:t>
+      </w:r>
+      <w:proofErr w:type="spellEnd"/>
+      <w:r>
+        <w:t xml:space="preserve"> </w:t>
+      </w:r>
+      <w:proofErr w:type="spellStart"/>
+      <w:r>
+        <w:t>строителни</w:t>
+      </w:r>
+      <w:proofErr w:type="spellEnd"/>
+      <w:r>
+        <w:t xml:space="preserve"> и </w:t>
+      </w:r>
+      <w:proofErr w:type="spellStart"/>
+      <w:r>
+        <w:t>монтажни</w:t>
+      </w:r>
+      <w:proofErr w:type="spellEnd"/>
+      <w:r>
+        <w:t xml:space="preserve"> </w:t>
+      </w:r>
+      <w:proofErr w:type="spellStart"/>
+      <w:r>
+        <w:t>работи</w:t>
+      </w:r>
+      <w:proofErr w:type="spellEnd"/>
+      <w:r>
+        <w:t xml:space="preserve">, </w:t>
+      </w:r>
+      <w:proofErr w:type="spellStart"/>
+      <w:r>
+        <w:t>които</w:t>
+      </w:r>
+      <w:proofErr w:type="spellEnd"/>
+      <w:r>
+        <w:t xml:space="preserve"> </w:t>
+      </w:r>
+      <w:proofErr w:type="spellStart"/>
+      <w:r>
+        <w:t>отговарят</w:t>
+      </w:r>
+      <w:proofErr w:type="spellEnd"/>
+      <w:r>
+        <w:t xml:space="preserve"> </w:t>
+      </w:r>
+      <w:proofErr w:type="spellStart"/>
+      <w:r>
+        <w:t>на</w:t>
+      </w:r>
+      <w:proofErr w:type="spellEnd"/>
+      <w:r>
+        <w:t xml:space="preserve"> </w:t>
+      </w:r>
+      <w:proofErr w:type="spellStart"/>
+      <w:r>
+        <w:t>работните</w:t>
+      </w:r>
+      <w:proofErr w:type="spellEnd"/>
+      <w:r>
+        <w:t xml:space="preserve"> </w:t>
+      </w:r>
+      <w:proofErr w:type="spellStart"/>
+      <w:r>
+        <w:t>проекти</w:t>
+      </w:r>
+      <w:proofErr w:type="spellEnd"/>
+      <w:r>
+        <w:t>:</w:t>
       </w:r>
     </w:p>
     <w:p>
       <w:pPr>
-        <w:spacing w:after="160"/>
-      </w:pPr>
-      <w:r>
-        <w:t>и съставихме този акт, като установихме, че са изпълнени следните видове строителни и монтажни работи, които отговарят на работните проекти:</w:t>
-      </w:r>
-    </w:p>
-    <w:p>
-      <w:pPr>
-        <w:spacing w:line="240" w:lineRule="auto"/>
-      </w:pPr>
-      <w:r>
+        <w:pStyle w:val="FieldHint"/>
+        <w:keepLines/>
         <w:rPr>
-          <w:color w:val="4A4A4A"/>
-        </w:rPr>
-        <w:t>.................................................................................................................................................................</w:t>
-      </w:r>
-    </w:p>
-    <w:p>
-      <w:pPr>
-        <w:spacing w:line="240" w:lineRule="auto"/>
-      </w:pPr>
-      <w:r>
-        <w:rPr>
-          <w:rFonts w:ascii="Arial" w:eastAsia="Arial" w:hAnsi="Arial"/>
-          <w:i/>
-          <w:color w:val="6F6F6F"/>
-          <w:sz w:val="16"/>
-        </w:rPr>
-        <w:t xml:space="preserve"> (</w:t>
-      </w:r>
-      <w:proofErr w:type="spellStart"/>
-      <w:proofErr w:type="gramStart"/>
-      <w:r>
-        <w:rPr>
-          <w:rFonts w:ascii="Arial" w:eastAsia="Arial" w:hAnsi="Arial"/>
-          <w:i/>
-          <w:color w:val="6F6F6F"/>
-          <w:sz w:val="16"/>
-        </w:rPr>
-        <w:t>изброяват</w:t>
-      </w:r>
-      <w:proofErr w:type="spellEnd"/>
-      <w:proofErr w:type="gramEnd"/>
-      <w:r>
-        <w:rPr>
-          <w:rFonts w:ascii="Arial" w:eastAsia="Arial" w:hAnsi="Arial"/>
-          <w:i/>
-          <w:color w:val="6F6F6F"/>
-          <w:sz w:val="16"/>
-        </w:rPr>
-        <w:t xml:space="preserve"> </w:t>
-      </w:r>
-      <w:proofErr w:type="spellStart"/>
-      <w:r>
-        <w:rPr>
-          <w:rFonts w:ascii="Arial" w:eastAsia="Arial" w:hAnsi="Arial"/>
-          <w:i/>
-          <w:color w:val="6F6F6F"/>
-          <w:sz w:val="16"/>
-        </w:rPr>
-        <w:t>се</w:t>
-      </w:r>
-      <w:proofErr w:type="spellEnd"/>
-      <w:r>
-        <w:rPr>
-          <w:rFonts w:ascii="Arial" w:eastAsia="Arial" w:hAnsi="Arial"/>
-          <w:i/>
-          <w:color w:val="6F6F6F"/>
-          <w:sz w:val="16"/>
-        </w:rPr>
-        <w:t xml:space="preserve"> </w:t>
-      </w:r>
-      <w:proofErr w:type="spellStart"/>
-      <w:r>
-        <w:rPr>
-          <w:rFonts w:ascii="Arial" w:eastAsia="Arial" w:hAnsi="Arial"/>
-          <w:i/>
-          <w:color w:val="6F6F6F"/>
-          <w:sz w:val="16"/>
-        </w:rPr>
-        <w:t>видовете</w:t>
-      </w:r>
-      <w:proofErr w:type="spellEnd"/>
-      <w:r>
-        <w:rPr>
-          <w:rFonts w:ascii="Arial" w:eastAsia="Arial" w:hAnsi="Arial"/>
-          <w:i/>
-          <w:color w:val="6F6F6F"/>
-          <w:sz w:val="16"/>
-        </w:rPr>
-        <w:t xml:space="preserve"> </w:t>
-      </w:r>
-      <w:proofErr w:type="spellStart"/>
-      <w:r>
-        <w:rPr>
-          <w:rFonts w:ascii="Arial" w:eastAsia="Arial" w:hAnsi="Arial"/>
-          <w:i/>
-          <w:color w:val="6F6F6F"/>
-          <w:sz w:val="16"/>
-        </w:rPr>
-        <w:t>строителни</w:t>
-      </w:r>
-      <w:proofErr w:type="spellEnd"/>
-      <w:r>
-        <w:rPr>
-          <w:rFonts w:ascii="Arial" w:eastAsia="Arial" w:hAnsi="Arial"/>
-          <w:i/>
-          <w:color w:val="6F6F6F"/>
-          <w:sz w:val="16"/>
-        </w:rPr>
-        <w:t xml:space="preserve"> и </w:t>
-      </w:r>
-      <w:proofErr w:type="spellStart"/>
-      <w:r>
-        <w:rPr>
-          <w:rFonts w:ascii="Arial" w:eastAsia="Arial" w:hAnsi="Arial"/>
-          <w:i/>
-          <w:color w:val="6F6F6F"/>
-          <w:sz w:val="16"/>
-        </w:rPr>
-        <w:t>монтажни</w:t>
-      </w:r>
-      <w:proofErr w:type="spellEnd"/>
-      <w:r>
-        <w:rPr>
-          <w:rFonts w:ascii="Arial" w:eastAsia="Arial" w:hAnsi="Arial"/>
-          <w:i/>
-          <w:color w:val="6F6F6F"/>
-          <w:sz w:val="16"/>
-        </w:rPr>
-        <w:t xml:space="preserve"> </w:t>
-      </w:r>
-      <w:proofErr w:type="spellStart"/>
-      <w:r>
-        <w:rPr>
-          <w:rFonts w:ascii="Arial" w:eastAsia="Arial" w:hAnsi="Arial"/>
-          <w:i/>
-          <w:color w:val="6F6F6F"/>
-          <w:sz w:val="16"/>
-        </w:rPr>
-        <w:t>работи</w:t>
-      </w:r>
-      <w:proofErr w:type="spellEnd"/>
-      <w:r>
-        <w:rPr>
-          <w:rFonts w:ascii="Arial" w:eastAsia="Arial" w:hAnsi="Arial"/>
-          <w:i/>
-          <w:color w:val="6F6F6F"/>
-          <w:sz w:val="16"/>
-        </w:rPr>
-        <w:t xml:space="preserve"> </w:t>
-      </w:r>
-      <w:proofErr w:type="spellStart"/>
-      <w:r>
-        <w:rPr>
-          <w:rFonts w:ascii="Arial" w:eastAsia="Arial" w:hAnsi="Arial"/>
-          <w:i/>
-          <w:color w:val="6F6F6F"/>
-          <w:sz w:val="16"/>
-        </w:rPr>
-        <w:t>по</w:t>
-      </w:r>
-      <w:proofErr w:type="spellEnd"/>
-      <w:r>
-        <w:rPr>
-          <w:rFonts w:ascii="Arial" w:eastAsia="Arial" w:hAnsi="Arial"/>
-          <w:i/>
-          <w:color w:val="6F6F6F"/>
-          <w:sz w:val="16"/>
-        </w:rPr>
-        <w:t xml:space="preserve"> </w:t>
-      </w:r>
-      <w:proofErr w:type="spellStart"/>
-      <w:r>
-        <w:rPr>
-          <w:rFonts w:ascii="Arial" w:eastAsia="Arial" w:hAnsi="Arial"/>
-          <w:i/>
-          <w:color w:val="6F6F6F"/>
-          <w:sz w:val="16"/>
-        </w:rPr>
-        <w:t>нива</w:t>
-      </w:r>
-      <w:proofErr w:type="spellEnd"/>
-      <w:r>
-        <w:rPr>
-          <w:rFonts w:ascii="Arial" w:eastAsia="Arial" w:hAnsi="Arial"/>
-          <w:i/>
-          <w:color w:val="6F6F6F"/>
-          <w:sz w:val="16"/>
-        </w:rPr>
-        <w:t xml:space="preserve"> и </w:t>
-      </w:r>
-      <w:proofErr w:type="spellStart"/>
-      <w:r>
-        <w:rPr>
-          <w:rFonts w:ascii="Arial" w:eastAsia="Arial" w:hAnsi="Arial"/>
-          <w:i/>
-          <w:color w:val="6F6F6F"/>
-          <w:sz w:val="16"/>
-        </w:rPr>
-        <w:t>елементи</w:t>
-      </w:r>
-      <w:proofErr w:type="spellEnd"/>
-      <w:r>
-        <w:t xml:space="preserve"> </w:t>
-      </w:r>
-      <w:proofErr w:type="spellStart"/>
-      <w:r>
-        <w:rPr>
-          <w:rFonts w:ascii="Arial" w:eastAsia="Arial" w:hAnsi="Arial"/>
-          <w:i/>
-          <w:color w:val="6F6F6F"/>
-          <w:sz w:val="16"/>
-        </w:rPr>
-        <w:t>При</w:t>
-      </w:r>
-      <w:proofErr w:type="spellEnd"/>
-      <w:r>
-        <w:rPr>
-          <w:rFonts w:ascii="Arial" w:eastAsia="Arial" w:hAnsi="Arial"/>
-          <w:i/>
-          <w:color w:val="6F6F6F"/>
-          <w:sz w:val="16"/>
-        </w:rPr>
-        <w:t xml:space="preserve"> </w:t>
-      </w:r>
-      <w:proofErr w:type="spellStart"/>
-      <w:r>
-        <w:rPr>
-          <w:rFonts w:ascii="Arial" w:eastAsia="Arial" w:hAnsi="Arial"/>
-          <w:i/>
-          <w:color w:val="6F6F6F"/>
-          <w:sz w:val="16"/>
-        </w:rPr>
-        <w:t>необходимост</w:t>
-      </w:r>
-      <w:proofErr w:type="spellEnd"/>
-      <w:r>
-        <w:rPr>
-          <w:rFonts w:ascii="Arial" w:eastAsia="Arial" w:hAnsi="Arial"/>
-          <w:i/>
-          <w:color w:val="6F6F6F"/>
-          <w:sz w:val="16"/>
-        </w:rPr>
-        <w:t xml:space="preserve"> </w:t>
-      </w:r>
-      <w:proofErr w:type="spellStart"/>
-      <w:r>
-        <w:rPr>
-          <w:rFonts w:ascii="Arial" w:eastAsia="Arial" w:hAnsi="Arial"/>
-          <w:i/>
-          <w:color w:val="6F6F6F"/>
-          <w:sz w:val="16"/>
-        </w:rPr>
-        <w:t>се</w:t>
-      </w:r>
-      <w:proofErr w:type="spellEnd"/>
-      <w:r>
-        <w:rPr>
-          <w:rFonts w:ascii="Arial" w:eastAsia="Arial" w:hAnsi="Arial"/>
-          <w:i/>
-          <w:color w:val="6F6F6F"/>
-          <w:sz w:val="16"/>
-        </w:rPr>
-        <w:t xml:space="preserve"> </w:t>
-      </w:r>
-      <w:proofErr w:type="spellStart"/>
-      <w:r>
-        <w:rPr>
-          <w:rFonts w:ascii="Arial" w:eastAsia="Arial" w:hAnsi="Arial"/>
-          <w:i/>
-          <w:color w:val="6F6F6F"/>
-          <w:sz w:val="16"/>
-        </w:rPr>
-        <w:t>прилагат</w:t>
-      </w:r>
-      <w:proofErr w:type="spellEnd"/>
-      <w:r>
-        <w:rPr>
-          <w:rFonts w:ascii="Arial" w:eastAsia="Arial" w:hAnsi="Arial"/>
-          <w:i/>
-          <w:color w:val="6F6F6F"/>
-          <w:sz w:val="16"/>
-        </w:rPr>
-        <w:t xml:space="preserve"> </w:t>
-      </w:r>
-      <w:proofErr w:type="spellStart"/>
-      <w:r>
-        <w:rPr>
-          <w:rFonts w:ascii="Arial" w:eastAsia="Arial" w:hAnsi="Arial"/>
-          <w:i/>
-          <w:color w:val="6F6F6F"/>
-          <w:sz w:val="16"/>
-        </w:rPr>
-        <w:t>скици</w:t>
-      </w:r>
-      <w:proofErr w:type="spellEnd"/>
-      <w:r>
-        <w:rPr>
-          <w:rFonts w:ascii="Arial" w:eastAsia="Arial" w:hAnsi="Arial"/>
-          <w:i/>
-          <w:color w:val="6F6F6F"/>
-          <w:sz w:val="16"/>
-        </w:rPr>
-        <w:t xml:space="preserve">, </w:t>
-      </w:r>
-      <w:proofErr w:type="spellStart"/>
-      <w:r>
-        <w:rPr>
-          <w:rFonts w:ascii="Arial" w:eastAsia="Arial" w:hAnsi="Arial"/>
-          <w:i/>
-          <w:color w:val="6F6F6F"/>
-          <w:sz w:val="16"/>
-        </w:rPr>
-        <w:t>схеми</w:t>
-      </w:r>
-      <w:proofErr w:type="spellEnd"/>
-      <w:r>
-        <w:rPr>
-          <w:rFonts w:ascii="Arial" w:eastAsia="Arial" w:hAnsi="Arial"/>
-          <w:i/>
-          <w:color w:val="6F6F6F"/>
-          <w:sz w:val="16"/>
-        </w:rPr>
-        <w:t xml:space="preserve"> и </w:t>
-      </w:r>
-      <w:proofErr w:type="spellStart"/>
-      <w:r>
-        <w:rPr>
-          <w:rFonts w:ascii="Arial" w:eastAsia="Arial" w:hAnsi="Arial"/>
-          <w:i/>
-          <w:color w:val="6F6F6F"/>
-          <w:sz w:val="16"/>
-        </w:rPr>
-        <w:t>други</w:t>
-      </w:r>
-      <w:proofErr w:type="spellEnd"/>
-      <w:r>
-        <w:rPr>
-          <w:rFonts w:ascii="Arial" w:eastAsia="Arial" w:hAnsi="Arial"/>
-          <w:i/>
-          <w:color w:val="6F6F6F"/>
-          <w:sz w:val="16"/>
-        </w:rPr>
-        <w:t xml:space="preserve"> </w:t>
-      </w:r>
-      <w:proofErr w:type="spellStart"/>
-      <w:r>
-        <w:rPr>
-          <w:rFonts w:ascii="Arial" w:eastAsia="Arial" w:hAnsi="Arial"/>
-          <w:i/>
-          <w:color w:val="6F6F6F"/>
-          <w:sz w:val="16"/>
-        </w:rPr>
-        <w:t>чертежи</w:t>
-      </w:r>
-      <w:proofErr w:type="spellEnd"/>
-      <w:r>
-        <w:rPr>
-          <w:rFonts w:ascii="Arial" w:eastAsia="Arial" w:hAnsi="Arial"/>
-          <w:i/>
-          <w:color w:val="6F6F6F"/>
-          <w:sz w:val="16"/>
-        </w:rPr>
-        <w:t>.</w:t>
-      </w:r>
-      <w:r>
-        <w:rPr>
-          <w:rFonts w:ascii="Arial" w:eastAsia="Arial" w:hAnsi="Arial"/>
-          <w:i/>
-          <w:color w:val="6F6F6F"/>
-          <w:sz w:val="16"/>
-          <w:lang w:val="bg-BG"/>
-        </w:rPr>
-        <w:t xml:space="preserve"> </w:t>
-      </w:r>
-      <w:r>
-        <w:rPr>
-          <w:rFonts w:ascii="Arial" w:eastAsia="Arial" w:hAnsi="Arial"/>
-          <w:i/>
-          <w:color w:val="6F6F6F"/>
-          <w:sz w:val="16"/>
-        </w:rPr>
-        <w:t>)</w:t>
-      </w:r>
-    </w:p>
-    <w:p>
-      <w:pPr>
-        <w:spacing w:after="120"/>
-      </w:pPr>
-    </w:p>
-    <w:p>
-      <w:pPr>
-        <w:spacing w:after="120"/>
-      </w:pPr>
-      <w:proofErr w:type="spellStart"/>
-      <w:r>
-        <w:t>Въз</w:t>
-      </w:r>
-      <w:proofErr w:type="spellEnd"/>
-      <w:r>
-        <w:t xml:space="preserve"> </w:t>
-      </w:r>
-      <w:proofErr w:type="spellStart"/>
-      <w:r>
-        <w:t>основа</w:t>
-      </w:r>
-      <w:proofErr w:type="spellEnd"/>
-      <w:r>
-        <w:t xml:space="preserve"> </w:t>
-      </w:r>
-      <w:proofErr w:type="spellStart"/>
-      <w:r>
-        <w:t>на</w:t>
-      </w:r>
-      <w:proofErr w:type="spellEnd"/>
-      <w:r>
-        <w:t xml:space="preserve"> </w:t>
-      </w:r>
-      <w:proofErr w:type="spellStart"/>
-      <w:r>
-        <w:t>горните</w:t>
-      </w:r>
-      <w:proofErr w:type="spellEnd"/>
-      <w:r>
-        <w:t xml:space="preserve"> констатации разрешаваме изпълнението на:</w:t>
-      </w:r>
-    </w:p>
-    <w:p>
-      <w:pPr>
-        <w:spacing w:line="240" w:lineRule="auto"/>
-        <w:rPr>
-          <w:color w:val="4A4A4A"/>
+          <w:sz w:val="24"/>
+          <w:szCs w:val="24"/>
         </w:rPr>
       </w:pPr>
     </w:p>
     <w:p>
       <w:pPr>
-        <w:spacing w:line="240" w:lineRule="auto"/>
+        <w:pStyle w:val="FieldHint"/>
+        <w:keepLines/>
       </w:pPr>
       <w:r>
         <w:rPr>
-          <w:color w:val="4A4A4A"/>
+          <w:sz w:val="24"/>
+          <w:szCs w:val="24"/>
+          <w:lang w:val="bg-BG"/>
         </w:rPr>
-        <w:t>...................................................................................................................................................................</w:t>
+        <w:t>.</w:t>
+      </w:r>
+      <w:r>
+        <w:rPr>
+          <w:i w:val="0"/>
+          <w:iCs/>
+          <w:color w:val="auto"/>
+          <w:sz w:val="24"/>
+          <w:szCs w:val="24"/>
+          <w:lang w:val="bg-BG"/>
+        </w:rPr>
+        <w:t>..................................................................................................................................................</w:t>
+      </w:r>
+      <w:r>
+        <w:rPr>
+          <w:i w:val="0"/>
+          <w:iCs/>
+          <w:color w:val="auto"/>
+          <w:sz w:val="24"/>
+          <w:szCs w:val="24"/>
+          <w:lang w:val="bg-BG"/>
+        </w:rPr>
+        <w:t xml:space="preserve">    </w:t>
+      </w:r>
+      <w:r>
+        <w:rPr>
+          <w:sz w:val="24"/>
+          <w:szCs w:val="24"/>
+        </w:rPr>
+        <w:t>(</w:t>
+      </w:r>
+      <w:proofErr w:type="spellStart"/>
+      <w:proofErr w:type="gramStart"/>
+      <w:r>
+        <w:t>изброяват</w:t>
+      </w:r>
+      <w:proofErr w:type="spellEnd"/>
+      <w:proofErr w:type="gramEnd"/>
+      <w:r>
+        <w:t xml:space="preserve"> </w:t>
+      </w:r>
+      <w:proofErr w:type="spellStart"/>
+      <w:r>
+        <w:t>се</w:t>
+      </w:r>
+      <w:proofErr w:type="spellEnd"/>
+      <w:r>
+        <w:t xml:space="preserve"> </w:t>
+      </w:r>
+      <w:proofErr w:type="spellStart"/>
+      <w:r>
+        <w:t>видовете</w:t>
+      </w:r>
+      <w:proofErr w:type="spellEnd"/>
+      <w:r>
+        <w:t xml:space="preserve"> </w:t>
+      </w:r>
+      <w:proofErr w:type="spellStart"/>
+      <w:r>
+        <w:t>строителни</w:t>
+      </w:r>
+      <w:proofErr w:type="spellEnd"/>
+      <w:r>
+        <w:t xml:space="preserve"> и </w:t>
+      </w:r>
+      <w:proofErr w:type="spellStart"/>
+      <w:r>
+        <w:t>монтажни</w:t>
+      </w:r>
+      <w:proofErr w:type="spellEnd"/>
+      <w:r>
+        <w:t xml:space="preserve"> </w:t>
+      </w:r>
+      <w:proofErr w:type="spellStart"/>
+      <w:r>
+        <w:t>работи</w:t>
+      </w:r>
+      <w:proofErr w:type="spellEnd"/>
+      <w:r>
+        <w:t xml:space="preserve"> </w:t>
+      </w:r>
+      <w:proofErr w:type="spellStart"/>
+      <w:r>
+        <w:t>по</w:t>
+      </w:r>
+      <w:proofErr w:type="spellEnd"/>
+      <w:r>
+        <w:t xml:space="preserve"> </w:t>
+      </w:r>
+      <w:proofErr w:type="spellStart"/>
+      <w:r>
+        <w:t>нива</w:t>
+      </w:r>
+      <w:proofErr w:type="spellEnd"/>
+      <w:r>
+        <w:t xml:space="preserve"> и </w:t>
+      </w:r>
+      <w:proofErr w:type="spellStart"/>
+      <w:r>
+        <w:t>елементи</w:t>
+      </w:r>
+      <w:proofErr w:type="spellEnd"/>
+      <w:r>
+        <w:rPr>
+          <w:lang w:val="bg-BG"/>
+        </w:rPr>
+        <w:t xml:space="preserve">. </w:t>
+      </w:r>
+      <w:r>
+        <w:t xml:space="preserve"> </w:t>
+      </w:r>
+      <w:proofErr w:type="spellStart"/>
+      <w:r>
+        <w:t>При</w:t>
+      </w:r>
+      <w:proofErr w:type="spellEnd"/>
+      <w:r>
+        <w:t xml:space="preserve"> </w:t>
+      </w:r>
+      <w:proofErr w:type="spellStart"/>
+      <w:r>
+        <w:t>необходимост</w:t>
+      </w:r>
+      <w:proofErr w:type="spellEnd"/>
+      <w:r>
+        <w:t xml:space="preserve"> </w:t>
+      </w:r>
+      <w:proofErr w:type="spellStart"/>
+      <w:r>
+        <w:t>се</w:t>
+      </w:r>
+      <w:proofErr w:type="spellEnd"/>
+      <w:r>
+        <w:t xml:space="preserve"> </w:t>
+      </w:r>
+      <w:proofErr w:type="spellStart"/>
+      <w:r>
+        <w:t>прилагат</w:t>
+      </w:r>
+      <w:proofErr w:type="spellEnd"/>
+      <w:r>
+        <w:t xml:space="preserve"> </w:t>
+      </w:r>
+      <w:proofErr w:type="spellStart"/>
+      <w:r>
+        <w:t>скици</w:t>
+      </w:r>
+      <w:proofErr w:type="spellEnd"/>
+      <w:r>
+        <w:t xml:space="preserve">, </w:t>
+      </w:r>
+      <w:proofErr w:type="spellStart"/>
+      <w:r>
+        <w:t>схеми</w:t>
+      </w:r>
+      <w:proofErr w:type="spellEnd"/>
+      <w:r>
+        <w:t xml:space="preserve"> и </w:t>
+      </w:r>
+      <w:proofErr w:type="spellStart"/>
+      <w:r>
+        <w:t>други</w:t>
+      </w:r>
+      <w:proofErr w:type="spellEnd"/>
+      <w:r>
+        <w:t xml:space="preserve"> </w:t>
+      </w:r>
+      <w:proofErr w:type="spellStart"/>
+      <w:r>
+        <w:t>чертежи</w:t>
+      </w:r>
+      <w:proofErr w:type="spellEnd"/>
+      <w:r>
+        <w:t>.)</w:t>
       </w:r>
     </w:p>
     <w:p>
       <w:pPr>
-        <w:spacing w:line="240" w:lineRule="auto"/>
+        <w:pStyle w:val="LegalBody"/>
+        <w:keepLines/>
+        <w:spacing w:after="20"/>
       </w:pPr>
-      <w:r>
-        <w:rPr>
-          <w:rFonts w:ascii="Arial" w:eastAsia="Arial" w:hAnsi="Arial"/>
-          <w:i/>
-          <w:color w:val="6F6F6F"/>
-          <w:sz w:val="16"/>
-        </w:rPr>
-        <w:t>(описание на последващите строителни и монтажни работи)</w:t>
+      <w:proofErr w:type="spellStart"/>
+      <w:r>
+        <w:t>Въз</w:t>
+      </w:r>
+      <w:proofErr w:type="spellEnd"/>
+      <w:r>
+        <w:t xml:space="preserve"> </w:t>
+      </w:r>
+      <w:proofErr w:type="spellStart"/>
+      <w:r>
+        <w:t>основа</w:t>
+      </w:r>
+      <w:proofErr w:type="spellEnd"/>
+      <w:r>
+        <w:t xml:space="preserve"> </w:t>
+      </w:r>
+      <w:proofErr w:type="spellStart"/>
+      <w:r>
+        <w:t>на</w:t>
+      </w:r>
+      <w:proofErr w:type="spellEnd"/>
+      <w:r>
+        <w:t xml:space="preserve"> </w:t>
+      </w:r>
+      <w:proofErr w:type="spellStart"/>
+      <w:r>
+        <w:t>горните</w:t>
+      </w:r>
+      <w:proofErr w:type="spellEnd"/>
+      <w:r>
+        <w:t xml:space="preserve"> </w:t>
+      </w:r>
+      <w:proofErr w:type="spellStart"/>
+      <w:r>
+        <w:t>констатации</w:t>
+      </w:r>
+      <w:proofErr w:type="spellEnd"/>
+      <w:r>
+        <w:t xml:space="preserve"> </w:t>
+      </w:r>
+      <w:proofErr w:type="spellStart"/>
+      <w:r>
+        <w:t>разрешаваме</w:t>
+      </w:r>
+      <w:proofErr w:type="spellEnd"/>
+      <w:r>
+        <w:t xml:space="preserve"> </w:t>
+      </w:r>
+      <w:proofErr w:type="spellStart"/>
+      <w:r>
+        <w:t>изпълнението</w:t>
+      </w:r>
+      <w:proofErr w:type="spellEnd"/>
+      <w:r>
+        <w:t xml:space="preserve"> </w:t>
+      </w:r>
+      <w:proofErr w:type="spellStart"/>
+      <w:r>
+        <w:t>на</w:t>
+      </w:r>
+      <w:proofErr w:type="spellEnd"/>
+      <w:r>
+        <w:t>:</w:t>
       </w:r>
     </w:p>
     <w:p>
       <w:pPr>
-        <w:pBdr>
-          <w:bottom w:val="single" w:sz="8" w:space="6" w:color="1F3A5F"/>
-        </w:pBdr>
-        <w:spacing w:before="320" w:after="140"/>
-      </w:pPr>
-      <w:r>
+        <w:pStyle w:val="FieldHint"/>
+        <w:keepLines/>
         <w:rPr>
-          <w:rFonts w:ascii="Arial" w:eastAsia="Arial" w:hAnsi="Arial"/>
-          <w:b/>
-          <w:color w:val="1F3A5F"/>
-          <w:spacing w:val="8"/>
-          <w:sz w:val="22"/>
-        </w:rPr>
-        <w:t>СЪСТАВИЛИ</w:t>
-      </w:r>
-    </w:p>
-    <w:p>
-      <w:pPr>
-        <w:spacing w:before="280"/>
-        <w:jc w:val="right"/>
-      </w:pPr>
-      <w:r>
-        <w:rPr>
-          <w:rFonts w:ascii="Arial" w:eastAsia="Arial" w:hAnsi="Arial"/>
-          <w:b/>
-          <w:color w:val="4A4A4A"/>
-          <w:sz w:val="19"/>
-        </w:rPr>
-        <w:t xml:space="preserve">1. </w:t>
-      </w:r>
-      <w:proofErr w:type="spellStart"/>
-      <w:r>
-        <w:rPr>
-          <w:rFonts w:ascii="Arial" w:eastAsia="Arial" w:hAnsi="Arial"/>
-          <w:b/>
-          <w:color w:val="4A4A4A"/>
-          <w:sz w:val="19"/>
-        </w:rPr>
-        <w:t>Строител</w:t>
-      </w:r>
-      <w:proofErr w:type="spellEnd"/>
-      <w:proofErr w:type="gramStart"/>
-      <w:r>
-        <w:rPr>
-          <w:rFonts w:ascii="Arial" w:eastAsia="Arial" w:hAnsi="Arial"/>
-          <w:b/>
-          <w:color w:val="4A4A4A"/>
-          <w:sz w:val="19"/>
+          <w:sz w:val="24"/>
+          <w:szCs w:val="24"/>
           <w:lang w:val="bg-BG"/>
-        </w:rPr>
-        <w:t xml:space="preserve">:      </w:t>
-      </w:r>
-      <w:r>
-        <w:rPr>
-          <w:color w:val="4A4A4A"/>
-        </w:rPr>
-        <w:t>..................................</w:t>
-      </w:r>
-      <w:proofErr w:type="gramEnd"/>
-      <w:r>
-        <w:rPr>
-          <w:color w:val="4A4A4A"/>
-        </w:rPr>
-        <w:t xml:space="preserve">   </w:t>
-      </w:r>
-      <w:r>
-        <w:rPr>
-          <w:sz w:val="20"/>
-        </w:rPr>
-        <w:t>({{ТехРък_1и3}})</w:t>
-      </w:r>
-    </w:p>
-    <w:p>
-      <w:pPr>
-        <w:spacing w:before="280"/>
-        <w:jc w:val="right"/>
-      </w:pPr>
-      <w:r>
-        <w:rPr>
-          <w:rFonts w:ascii="Arial" w:eastAsia="Arial" w:hAnsi="Arial"/>
-          <w:b/>
-          <w:color w:val="4A4A4A"/>
-          <w:sz w:val="19"/>
-        </w:rPr>
-        <w:t xml:space="preserve">2. </w:t>
-      </w:r>
-      <w:proofErr w:type="spellStart"/>
-      <w:r>
-        <w:rPr>
-          <w:rFonts w:ascii="Arial" w:eastAsia="Arial" w:hAnsi="Arial"/>
-          <w:b/>
-          <w:color w:val="4A4A4A"/>
-          <w:sz w:val="19"/>
-        </w:rPr>
-        <w:t>Строителен</w:t>
-      </w:r>
-      <w:proofErr w:type="spellEnd"/>
-      <w:r>
-        <w:rPr>
-          <w:rFonts w:ascii="Arial" w:eastAsia="Arial" w:hAnsi="Arial"/>
-          <w:b/>
-          <w:color w:val="4A4A4A"/>
-          <w:sz w:val="19"/>
-        </w:rPr>
-        <w:t xml:space="preserve"> </w:t>
-      </w:r>
-      <w:proofErr w:type="spellStart"/>
-      <w:r>
-        <w:rPr>
-          <w:rFonts w:ascii="Arial" w:eastAsia="Arial" w:hAnsi="Arial"/>
-          <w:b/>
-          <w:color w:val="4A4A4A"/>
-          <w:sz w:val="19"/>
-        </w:rPr>
-        <w:t>надзор</w:t>
-      </w:r>
-      <w:proofErr w:type="spellEnd"/>
-      <w:r>
-        <w:rPr>
-          <w:rFonts w:ascii="Arial" w:eastAsia="Arial" w:hAnsi="Arial"/>
-          <w:b/>
-          <w:color w:val="4A4A4A"/>
-          <w:sz w:val="19"/>
-        </w:rPr>
-        <w:t xml:space="preserve">, </w:t>
-      </w:r>
-      <w:proofErr w:type="spellStart"/>
-      <w:r>
-        <w:rPr>
-          <w:rFonts w:ascii="Arial" w:eastAsia="Arial" w:hAnsi="Arial"/>
-          <w:b/>
-          <w:color w:val="4A4A4A"/>
-          <w:sz w:val="19"/>
-        </w:rPr>
-        <w:t>част</w:t>
-      </w:r>
-      <w:proofErr w:type="spellEnd"/>
-      <w:r>
-        <w:rPr>
-          <w:rFonts w:ascii="Arial" w:eastAsia="Arial" w:hAnsi="Arial"/>
-          <w:b/>
-          <w:color w:val="4A4A4A"/>
-          <w:sz w:val="19"/>
-        </w:rPr>
-        <w:t xml:space="preserve"> „</w:t>
-      </w:r>
-      <w:proofErr w:type="spellStart"/>
-      <w:r>
-        <w:rPr>
-          <w:rFonts w:ascii="Arial" w:eastAsia="Arial" w:hAnsi="Arial"/>
-          <w:b/>
-          <w:color w:val="4A4A4A"/>
-          <w:sz w:val="19"/>
-        </w:rPr>
-        <w:t>Конструктивна</w:t>
-      </w:r>
-      <w:proofErr w:type="spellEnd"/>
-      <w:r>
-        <w:rPr>
-          <w:rFonts w:ascii="Arial" w:eastAsia="Arial" w:hAnsi="Arial"/>
-          <w:b/>
-          <w:color w:val="4A4A4A"/>
-          <w:sz w:val="19"/>
-        </w:rPr>
-        <w:t>“</w:t>
-      </w:r>
-      <w:r>
-        <w:rPr>
-          <w:rFonts w:ascii="Arial" w:eastAsia="Arial" w:hAnsi="Arial"/>
-          <w:b/>
-          <w:color w:val="4A4A4A"/>
-          <w:sz w:val="19"/>
-          <w:lang w:val="bg-BG"/>
-        </w:rPr>
-        <w:t xml:space="preserve">: </w:t>
-      </w:r>
-      <w:r>
-        <w:rPr>
-          <w:color w:val="4A4A4A"/>
-        </w:rPr>
-        <w:t xml:space="preserve">..................................   </w:t>
-      </w:r>
-      <w:r>
-        <w:rPr>
-          <w:sz w:val="20"/>
-        </w:rPr>
-        <w:t>({{СН_Конструктивна_1и3}})</w:t>
-      </w:r>
-    </w:p>
-    <w:p>
-      <w:pPr>
-        <w:spacing w:before="280"/>
-        <w:jc w:val="right"/>
-      </w:pPr>
-      <w:r>
-        <w:rPr>
-          <w:rFonts w:ascii="Arial" w:eastAsia="Arial" w:hAnsi="Arial"/>
-          <w:b/>
-          <w:color w:val="4A4A4A"/>
-          <w:sz w:val="19"/>
-        </w:rPr>
-        <w:t xml:space="preserve">3. </w:t>
-      </w:r>
-      <w:proofErr w:type="spellStart"/>
-      <w:r>
-        <w:rPr>
-          <w:rFonts w:ascii="Arial" w:eastAsia="Arial" w:hAnsi="Arial"/>
-          <w:b/>
-          <w:color w:val="4A4A4A"/>
-          <w:sz w:val="19"/>
-        </w:rPr>
-        <w:t>Проектант</w:t>
-      </w:r>
-      <w:proofErr w:type="spellEnd"/>
-      <w:r>
-        <w:rPr>
-          <w:rFonts w:ascii="Arial" w:eastAsia="Arial" w:hAnsi="Arial"/>
-          <w:b/>
-          <w:color w:val="4A4A4A"/>
-          <w:sz w:val="19"/>
-        </w:rPr>
-        <w:t xml:space="preserve">, </w:t>
-      </w:r>
-      <w:proofErr w:type="spellStart"/>
-      <w:r>
-        <w:rPr>
-          <w:rFonts w:ascii="Arial" w:eastAsia="Arial" w:hAnsi="Arial"/>
-          <w:b/>
-          <w:color w:val="4A4A4A"/>
-          <w:sz w:val="19"/>
-        </w:rPr>
-        <w:t>част</w:t>
-      </w:r>
-      <w:proofErr w:type="spellEnd"/>
-      <w:r>
-        <w:rPr>
-          <w:rFonts w:ascii="Arial" w:eastAsia="Arial" w:hAnsi="Arial"/>
-          <w:b/>
-          <w:color w:val="4A4A4A"/>
-          <w:sz w:val="19"/>
-        </w:rPr>
-        <w:t xml:space="preserve"> „</w:t>
-      </w:r>
-      <w:proofErr w:type="spellStart"/>
-      <w:r>
-        <w:rPr>
-          <w:rFonts w:ascii="Arial" w:eastAsia="Arial" w:hAnsi="Arial"/>
-          <w:b/>
-          <w:color w:val="4A4A4A"/>
-          <w:sz w:val="19"/>
-        </w:rPr>
-        <w:t>Конструктивна</w:t>
-      </w:r>
-      <w:proofErr w:type="spellEnd"/>
-      <w:r>
-        <w:rPr>
-          <w:rFonts w:ascii="Arial" w:eastAsia="Arial" w:hAnsi="Arial"/>
-          <w:b/>
-          <w:color w:val="4A4A4A"/>
-          <w:sz w:val="19"/>
-        </w:rPr>
-        <w:t>“</w:t>
-      </w:r>
-      <w:r>
-        <w:rPr>
-          <w:rFonts w:ascii="Arial" w:eastAsia="Arial" w:hAnsi="Arial"/>
-          <w:b/>
-          <w:color w:val="4A4A4A"/>
-          <w:sz w:val="19"/>
-          <w:lang w:val="bg-BG"/>
-        </w:rPr>
-        <w:t xml:space="preserve">: </w:t>
-      </w:r>
-      <w:r>
-        <w:rPr>
-          <w:color w:val="4A4A4A"/>
-        </w:rPr>
-        <w:t xml:space="preserve">..................................   </w:t>
-      </w:r>
-      <w:r>
-        <w:rPr>
-          <w:sz w:val="20"/>
-        </w:rPr>
-        <w:t>({{ПЖ_Конструктивна_1и3}})</w:t>
-      </w:r>
-    </w:p>
-    <w:p>
-      <w:pPr>
-        <w:spacing w:before="440"/>
-        <w:rPr>
-          <w:rFonts w:ascii="Arial" w:eastAsia="Arial" w:hAnsi="Arial"/>
-          <w:b/>
-          <w:color w:val="4A4A4A"/>
-          <w:sz w:val="19"/>
         </w:rPr>
       </w:pPr>
     </w:p>
     <w:p>
       <w:pPr>
-        <w:spacing w:before="440"/>
+        <w:pStyle w:val="FieldHint"/>
+        <w:keepLines/>
+        <w:rPr>
+          <w:lang w:val="bg-BG"/>
+        </w:rPr>
       </w:pPr>
-      <w:bookmarkStart w:id="0" w:name="_GoBack"/>
-      <w:bookmarkEnd w:id="0"/>
       <w:r>
         <w:rPr>
-          <w:rFonts w:ascii="Arial" w:eastAsia="Arial" w:hAnsi="Arial"/>
-          <w:b/>
-          <w:color w:val="4A4A4A"/>
-          <w:sz w:val="19"/>
+          <w:sz w:val="24"/>
+          <w:szCs w:val="24"/>
+          <w:lang w:val="bg-BG"/>
         </w:rPr>
-        <w:t>Управител СН</w:t>
-      </w:r>
-    </w:p>
-    <w:p>
+        <w:t>.</w:t>
+      </w:r>
       <w:r>
         <w:rPr>
-          <w:color w:val="4A4A4A"/>
+          <w:i w:val="0"/>
+          <w:iCs/>
+          <w:color w:val="auto"/>
+          <w:sz w:val="24"/>
+          <w:szCs w:val="24"/>
+          <w:lang w:val="bg-BG"/>
         </w:rPr>
-        <w:t xml:space="preserve">..................................   </w:t>
+        <w:t>..................................................................................................................................................</w:t>
       </w:r>
       <w:r>
         <w:rPr>
-          <w:sz w:val="20"/>
+          <w:i w:val="0"/>
+          <w:iCs/>
+          <w:color w:val="auto"/>
+          <w:sz w:val="24"/>
+          <w:szCs w:val="24"/>
+          <w:lang w:val="bg-BG"/>
         </w:rPr>
-        <w:t>({{Управител_1и3}})</w:t>
+        <w:t xml:space="preserve">     </w:t>
+      </w:r>
+      <w:r>
+        <w:rPr>
+          <w:sz w:val="24"/>
+          <w:szCs w:val="24"/>
+          <w:lang w:val="bg-BG"/>
+        </w:rPr>
+      </w:r>
+      <w:r>
+        <w:rPr>
+          <w:lang w:val="bg-BG"/>
+        </w:rPr>
+      </w:r>
+      <w:r>
+        <w:rPr>
+          <w:lang w:val="bg-BG"/>
+        </w:rPr>
+        <w:t>(описание на последващите строителни и монтажни работи)</w:t>
       </w:r>
     </w:p>
     <w:p>
       <w:pPr>
-        <w:spacing w:before="20" w:after="180"/>
+        <w:pStyle w:val="FieldHint"/>
+        <w:keepLines/>
+        <w:rPr>
+          <w:lang w:val="bg-BG"/>
+        </w:rPr>
       </w:pPr>
-      <w:r>
+    </w:p>
+    <w:p>
+      <w:pPr>
+        <w:pStyle w:val="FieldHint"/>
+        <w:keepLines/>
         <w:rPr>
-          <w:rFonts w:ascii="Arial" w:eastAsia="Arial" w:hAnsi="Arial"/>
-          <w:i/>
-          <w:color w:val="6F6F6F"/>
-          <w:sz w:val="16"/>
+          <w:lang w:val="bg-BG"/>
         </w:rPr>
-        <w:t>(име и фамилия, подпис и печат)</w:t>
+      </w:pPr>
+    </w:p>
+    <w:p>
+      <w:pPr>
+        <w:pStyle w:val="SectionHeading"/>
+        <w:keepNext/>
+        <w:keepLines/>
+        <w:pBdr>
+          <w:bottom w:val="single" w:sz="7" w:space="3" w:color="1F3A5F"/>
+        </w:pBdr>
+      </w:pPr>
+      <w:r>
+        <w:t>СЪСТАВИЛИ</w:t>
+      </w:r>
+    </w:p>
+    <w:p>
+      <w:pPr>
+        <w:pStyle w:val="FieldHint"/>
+        <w:keepLines/>
+      </w:pPr>
+    </w:p>
+    <w:p>
+      <w:pPr>
+        <w:pStyle w:val="FieldHint"/>
+        <w:keepLines/>
+        <w:ind w:left="4252"/>
+        <w:rPr>
+          <w:rFonts w:asciiTheme="minorBidi" w:hAnsiTheme="minorBidi"/>
+          <w:color w:val="auto"/>
+          <w:sz w:val="18"/>
+          <w:szCs w:val="18"/>
+        </w:rPr>
+      </w:pPr>
+      <w:r>
+        <w:rPr>
+          <w:rFonts w:asciiTheme="minorBidi" w:hAnsiTheme="minorBidi"/>
+          <w:color w:val="auto"/>
+          <w:sz w:val="18"/>
+          <w:szCs w:val="18"/>
+        </w:rPr>
+        <w:t>1.</w:t>
+      </w:r>
+      <w:r>
+        <w:rPr>
+          <w:rFonts w:asciiTheme="minorBidi" w:hAnsiTheme="minorBidi"/>
+          <w:color w:val="auto"/>
+          <w:sz w:val="18"/>
+          <w:szCs w:val="18"/>
+          <w:lang w:val="bg-BG"/>
+        </w:rPr>
+        <w:t xml:space="preserve"> </w:t>
+      </w:r>
+      <w:proofErr w:type="spellStart"/>
+      <w:r>
+        <w:rPr>
+          <w:rFonts w:asciiTheme="minorBidi" w:hAnsiTheme="minorBidi"/>
+          <w:color w:val="auto"/>
+          <w:sz w:val="18"/>
+          <w:szCs w:val="18"/>
+        </w:rPr>
+        <w:t>Строител</w:t>
+      </w:r>
+      <w:proofErr w:type="spellEnd"/>
+      <w:proofErr w:type="gramStart"/>
+      <w:r>
+        <w:rPr>
+          <w:rFonts w:asciiTheme="minorBidi" w:hAnsiTheme="minorBidi"/>
+          <w:color w:val="auto"/>
+          <w:sz w:val="18"/>
+          <w:szCs w:val="18"/>
+        </w:rPr>
+        <w:t>:</w:t>
+      </w:r>
+      <w:r>
+        <w:rPr>
+          <w:rFonts w:asciiTheme="minorBidi" w:hAnsiTheme="minorBidi"/>
+          <w:color w:val="auto"/>
+          <w:sz w:val="18"/>
+          <w:szCs w:val="18"/>
+        </w:rPr>
+      </w:r>
+      <w:proofErr w:type="gramEnd"/>
+      <w:r>
+        <w:rPr>
+          <w:rFonts w:asciiTheme="minorBidi" w:hAnsiTheme="minorBidi"/>
+          <w:color w:val="auto"/>
+          <w:sz w:val="18"/>
+          <w:szCs w:val="18"/>
+        </w:rPr>
+        <w:t xml:space="preserve"> .................................................. {{ТехРък_1и3}}</w:t>
+      </w:r>
+    </w:p>
+    <w:p>
+      <w:pPr>
+        <w:pStyle w:val="FieldHint"/>
+        <w:keepLines/>
+        <w:ind w:left="4252"/>
+        <w:rPr>
+          <w:rFonts w:asciiTheme="minorBidi" w:hAnsiTheme="minorBidi"/>
+          <w:color w:val="auto"/>
+          <w:sz w:val="18"/>
+          <w:szCs w:val="18"/>
+        </w:rPr>
+      </w:pPr>
+    </w:p>
+    <w:p>
+      <w:pPr>
+        <w:pStyle w:val="FieldHint"/>
+        <w:keepLines/>
+        <w:ind w:left="4252"/>
+        <w:rPr>
+          <w:rFonts w:asciiTheme="minorBidi" w:hAnsiTheme="minorBidi"/>
+          <w:color w:val="auto"/>
+          <w:sz w:val="18"/>
+          <w:szCs w:val="18"/>
+        </w:rPr>
+      </w:pPr>
+    </w:p>
+    <w:p>
+      <w:pPr>
+        <w:pStyle w:val="FieldHint"/>
+        <w:keepLines/>
+        <w:ind w:left="4252"/>
+        <w:rPr>
+          <w:rFonts w:asciiTheme="minorBidi" w:hAnsiTheme="minorBidi"/>
+          <w:color w:val="auto"/>
+          <w:sz w:val="18"/>
+          <w:szCs w:val="18"/>
+        </w:rPr>
+      </w:pPr>
+      <w:r>
+        <w:rPr>
+          <w:rFonts w:asciiTheme="minorBidi" w:hAnsiTheme="minorBidi"/>
+          <w:color w:val="auto"/>
+          <w:sz w:val="18"/>
+          <w:szCs w:val="18"/>
+        </w:rPr>
+        <w:t>2.</w:t>
+      </w:r>
+      <w:r>
+        <w:rPr>
+          <w:rFonts w:asciiTheme="minorBidi" w:hAnsiTheme="minorBidi"/>
+          <w:color w:val="auto"/>
+          <w:sz w:val="18"/>
+          <w:szCs w:val="18"/>
+          <w:lang w:val="bg-BG"/>
+        </w:rPr>
+        <w:t xml:space="preserve"> </w:t>
+      </w:r>
+      <w:proofErr w:type="spellStart"/>
+      <w:r>
+        <w:rPr>
+          <w:rFonts w:asciiTheme="minorBidi" w:hAnsiTheme="minorBidi"/>
+          <w:color w:val="auto"/>
+          <w:sz w:val="18"/>
+          <w:szCs w:val="18"/>
+        </w:rPr>
+        <w:t xml:space="preserve">Консултант: </w:t>
+      </w:r>
+      <w:proofErr w:type="spellEnd"/>
+      <w:r>
+        <w:rPr>
+          <w:rFonts w:asciiTheme="minorBidi" w:hAnsiTheme="minorBidi"/>
+          <w:color w:val="auto"/>
+          <w:sz w:val="18"/>
+          <w:szCs w:val="18"/>
+        </w:rPr>
+        <w:t>........................................... {{СН_Конструктивна_1и3}}</w:t>
+      </w:r>
+    </w:p>
+    <w:p>
+      <w:pPr>
+        <w:pStyle w:val="FieldHint"/>
+        <w:keepLines/>
+        <w:ind w:left="4252"/>
+        <w:rPr>
+          <w:rFonts w:asciiTheme="minorBidi" w:hAnsiTheme="minorBidi"/>
+          <w:color w:val="auto"/>
+          <w:sz w:val="18"/>
+          <w:szCs w:val="18"/>
+        </w:rPr>
+      </w:pPr>
+    </w:p>
+    <w:p>
+      <w:pPr>
+        <w:pStyle w:val="FieldHint"/>
+        <w:keepLines/>
+        <w:ind w:left="4252"/>
+        <w:rPr>
+          <w:rFonts w:asciiTheme="minorBidi" w:hAnsiTheme="minorBidi"/>
+          <w:color w:val="auto"/>
+          <w:sz w:val="18"/>
+          <w:szCs w:val="18"/>
+        </w:rPr>
+      </w:pPr>
+    </w:p>
+    <w:p>
+      <w:pPr>
+        <w:pStyle w:val="FieldHint"/>
+        <w:keepLines/>
+        <w:ind w:left="4252"/>
+        <w:rPr>
+          <w:rFonts w:asciiTheme="minorBidi" w:hAnsiTheme="minorBidi"/>
+          <w:color w:val="auto"/>
+          <w:sz w:val="18"/>
+          <w:szCs w:val="18"/>
+        </w:rPr>
+      </w:pPr>
+      <w:r>
+        <w:rPr>
+          <w:rFonts w:asciiTheme="minorBidi" w:hAnsiTheme="minorBidi"/>
+          <w:color w:val="auto"/>
+          <w:sz w:val="18"/>
+          <w:szCs w:val="18"/>
+        </w:rPr>
+        <w:t>3.</w:t>
+      </w:r>
+      <w:r>
+        <w:rPr>
+          <w:rFonts w:asciiTheme="minorBidi" w:hAnsiTheme="minorBidi"/>
+          <w:color w:val="auto"/>
+          <w:sz w:val="18"/>
+          <w:szCs w:val="18"/>
+          <w:lang w:val="bg-BG"/>
+        </w:rPr>
+        <w:t xml:space="preserve"> </w:t>
+      </w:r>
+      <w:proofErr w:type="spellStart"/>
+      <w:r>
+        <w:rPr>
+          <w:rFonts w:asciiTheme="minorBidi" w:eastAsia="Georgia" w:hAnsiTheme="minorBidi"/>
+          <w:color w:val="auto"/>
+          <w:sz w:val="18"/>
+          <w:szCs w:val="18"/>
+        </w:rPr>
+        <w:t xml:space="preserve">Проектант: </w:t>
+      </w:r>
+      <w:proofErr w:type="spellEnd"/>
+      <w:r>
+        <w:rPr>
+          <w:rFonts w:asciiTheme="minorBidi" w:hAnsiTheme="minorBidi"/>
+          <w:color w:val="auto"/>
+          <w:sz w:val="18"/>
+          <w:szCs w:val="18"/>
+        </w:rPr>
+        <w:t>........................................... {{ПЖ_Конструктивна_1и3}}</w:t>
+      </w:r>
+    </w:p>
+    <w:p>
+      <w:pPr>
+        <w:pStyle w:val="FieldHint"/>
+        <w:keepLines/>
+        <w:ind w:left="4252"/>
+        <w:rPr>
+          <w:rFonts w:asciiTheme="minorBidi" w:hAnsiTheme="minorBidi"/>
+          <w:color w:val="auto"/>
+          <w:sz w:val="18"/>
+          <w:szCs w:val="18"/>
+        </w:rPr>
+      </w:pPr>
+    </w:p>
+    <w:p>
+      <w:pPr>
+        <w:pStyle w:val="FieldHint"/>
+        <w:keepLines/>
+        <w:ind w:left="4252"/>
+        <w:rPr>
+          <w:rFonts w:asciiTheme="minorBidi" w:hAnsiTheme="minorBidi"/>
+          <w:color w:val="auto"/>
+          <w:sz w:val="18"/>
+          <w:szCs w:val="18"/>
+        </w:rPr>
+      </w:pPr>
+    </w:p>
+    <w:p>
+      <w:pPr>
+        <w:pStyle w:val="FieldHint"/>
+        <w:keepLines/>
+        <w:rPr>
+          <w:rFonts w:asciiTheme="minorBidi" w:hAnsiTheme="minorBidi"/>
+          <w:color w:val="auto"/>
+          <w:sz w:val="18"/>
+          <w:szCs w:val="18"/>
+        </w:rPr>
+      </w:pPr>
+      <w:proofErr w:type="spellStart"/>
+      <w:r>
+        <w:rPr>
+          <w:rFonts w:asciiTheme="minorBidi" w:hAnsiTheme="minorBidi"/>
+          <w:color w:val="auto"/>
+          <w:sz w:val="18"/>
+          <w:szCs w:val="18"/>
+        </w:rPr>
+        <w:t>Управител</w:t>
+      </w:r>
+      <w:proofErr w:type="spellEnd"/>
+      <w:r>
+        <w:rPr>
+          <w:rFonts w:asciiTheme="minorBidi" w:hAnsiTheme="minorBidi"/>
+          <w:color w:val="auto"/>
+          <w:sz w:val="18"/>
+          <w:szCs w:val="18"/>
+        </w:rPr>
+        <w:t xml:space="preserve"> </w:t>
+      </w:r>
+      <w:proofErr w:type="gramStart"/>
+      <w:r>
+        <w:rPr>
+          <w:rFonts w:asciiTheme="minorBidi" w:hAnsiTheme="minorBidi"/>
+          <w:color w:val="auto"/>
+          <w:sz w:val="18"/>
+          <w:szCs w:val="18"/>
+        </w:rPr>
+        <w:t>СН ................................................</w:t>
+      </w:r>
+      <w:proofErr w:type="gramEnd"/>
+      <w:r>
+        <w:rPr>
+          <w:rFonts w:asciiTheme="minorBidi" w:hAnsiTheme="minorBidi"/>
+          <w:color w:val="auto"/>
+          <w:sz w:val="18"/>
+          <w:szCs w:val="18"/>
+        </w:rPr>
+        <w:t xml:space="preserve"> {{Управител_1и3}}</w:t>
+      </w:r>
+    </w:p>
+    <w:p>
+      <w:pPr>
+        <w:pStyle w:val="FieldHint"/>
+        <w:keepLines/>
+        <w:rPr>
+          <w:rFonts w:asciiTheme="minorBidi" w:hAnsiTheme="minorBidi"/>
+          <w:color w:val="auto"/>
+          <w:sz w:val="18"/>
+          <w:szCs w:val="18"/>
+        </w:rPr>
+      </w:pPr>
+      <w:r>
+        <w:rPr>
+          <w:rFonts w:asciiTheme="minorBidi" w:hAnsiTheme="minorBidi"/>
+          <w:color w:val="auto"/>
+          <w:sz w:val="18"/>
+          <w:szCs w:val="18"/>
+        </w:rPr>
+        <w:t>(</w:t>
+      </w:r>
+      <w:proofErr w:type="spellStart"/>
+      <w:proofErr w:type="gramStart"/>
+      <w:r>
+        <w:rPr>
+          <w:rFonts w:asciiTheme="minorBidi" w:hAnsiTheme="minorBidi"/>
+          <w:color w:val="auto"/>
+          <w:sz w:val="18"/>
+          <w:szCs w:val="18"/>
+        </w:rPr>
+        <w:t>име</w:t>
+      </w:r>
+      <w:proofErr w:type="spellEnd"/>
+      <w:proofErr w:type="gramEnd"/>
+      <w:r>
+        <w:rPr>
+          <w:rFonts w:asciiTheme="minorBidi" w:hAnsiTheme="minorBidi"/>
+          <w:color w:val="auto"/>
+          <w:sz w:val="18"/>
+          <w:szCs w:val="18"/>
+        </w:rPr>
+        <w:t xml:space="preserve"> и </w:t>
+      </w:r>
+      <w:proofErr w:type="spellStart"/>
+      <w:r>
+        <w:rPr>
+          <w:rFonts w:asciiTheme="minorBidi" w:hAnsiTheme="minorBidi"/>
+          <w:color w:val="auto"/>
+          <w:sz w:val="18"/>
+          <w:szCs w:val="18"/>
+        </w:rPr>
+        <w:t>фамилия</w:t>
+      </w:r>
+      <w:proofErr w:type="spellEnd"/>
+      <w:r>
+        <w:rPr>
+          <w:rFonts w:asciiTheme="minorBidi" w:hAnsiTheme="minorBidi"/>
+          <w:color w:val="auto"/>
+          <w:sz w:val="18"/>
+          <w:szCs w:val="18"/>
+        </w:rPr>
+        <w:t xml:space="preserve">, </w:t>
+      </w:r>
+      <w:proofErr w:type="spellStart"/>
+      <w:r>
+        <w:rPr>
+          <w:rFonts w:asciiTheme="minorBidi" w:hAnsiTheme="minorBidi"/>
+          <w:color w:val="auto"/>
+          <w:sz w:val="18"/>
+          <w:szCs w:val="18"/>
+        </w:rPr>
+        <w:t>подпис</w:t>
+      </w:r>
+      <w:proofErr w:type="spellEnd"/>
+      <w:r>
+        <w:rPr>
+          <w:rFonts w:asciiTheme="minorBidi" w:hAnsiTheme="minorBidi"/>
+          <w:color w:val="auto"/>
+          <w:sz w:val="18"/>
+          <w:szCs w:val="18"/>
+        </w:rPr>
+        <w:t xml:space="preserve"> и </w:t>
+      </w:r>
+      <w:proofErr w:type="spellStart"/>
+      <w:r>
+        <w:rPr>
+          <w:rFonts w:asciiTheme="minorBidi" w:hAnsiTheme="minorBidi"/>
+          <w:color w:val="auto"/>
+          <w:sz w:val="18"/>
+          <w:szCs w:val="18"/>
+        </w:rPr>
+        <w:t>печат</w:t>
+      </w:r>
+      <w:proofErr w:type="spellEnd"/>
+      <w:r>
+        <w:rPr>
+          <w:rFonts w:asciiTheme="minorBidi" w:hAnsiTheme="minorBidi"/>
+          <w:color w:val="auto"/>
+          <w:sz w:val="18"/>
+          <w:szCs w:val="18"/>
+        </w:rPr>
+        <w:t>)</w:t>
       </w:r>
     </w:p>
     <w:sectPr>
       <w:pgSz w:w="11906" w:h="16838"/>
-      <w:pgMar w:top="568" w:right="707" w:bottom="709" w:left="1417" w:header="720" w:footer="720" w:gutter="0"/>
+      <w:pgMar w:top="850" w:right="707" w:bottom="850" w:left="1020" w:header="397" w:footer="397" w:gutter="0"/>
       <w:cols w:space="720"/>
       <w:docGrid w:linePitch="360"/>
     </w:sectPr>
   </w:body>
 </w:document>
+</file>
+
+<file path=word/endnotes.xml><?xml version="1.0" encoding="utf-8"?>
+<w:endnotes xmlns:wpc="http://schemas.microsoft.com/office/word/2010/wordprocessingCanvas" xmlns:cx="http://schemas.microsoft.com/office/drawing/2014/chartex" xmlns:cx1="http://schemas.microsoft.com/office/drawing/2015/9/8/chartex" xmlns:mc="http://schemas.openxmlformats.org/markup-compatibility/2006" xmlns:o="urn:schemas-microsoft-com:office:office" xmlns:r="http://schemas.openxmlformats.org/officeDocument/2006/relationships" xmlns:m="http://schemas.openxmlformats.org/officeDocument/2006/math" xmlns:v="urn:schemas-microsoft-com:vml" xmlns:wp14="http://schemas.microsoft.com/office/word/2010/wordprocessingDrawing" xmlns:wp="http://schemas.openxmlformats.org/drawingml/2006/wordprocessingDrawing" xmlns:w10="urn:schemas-microsoft-com:office:word" xmlns:w="http://schemas.openxmlformats.org/wordprocessingml/2006/main" xmlns:w14="http://schemas.microsoft.com/office/word/2010/wordml" xmlns:w15="http://schemas.microsoft.com/office/word/2012/wordml" xmlns:w16se="http://schemas.microsoft.com/office/word/2015/wordml/symex" xmlns:wpg="http://schemas.microsoft.com/office/word/2010/wordprocessingGroup" xmlns:wpi="http://schemas.microsoft.com/office/word/2010/wordprocessingInk" xmlns:wne="http://schemas.microsoft.com/office/word/2006/wordml" xmlns:wps="http://schemas.microsoft.com/office/word/2010/wordprocessingShape" mc:Ignorable="w14 w15 w16se wp14">
+  <w:endnote w:type="separator" w:id="-1">
+    <w:p>
+      <w:pPr>
+        <w:spacing w:after="0" w:line="240" w:lineRule="auto"/>
+      </w:pPr>
+      <w:r>
+        <w:separator/>
+      </w:r>
+    </w:p>
+  </w:endnote>
+  <w:endnote w:type="continuationSeparator" w:id="0">
+    <w:p>
+      <w:pPr>
+        <w:spacing w:after="0" w:line="240" w:lineRule="auto"/>
+      </w:pPr>
+      <w:r>
+        <w:continuationSeparator/>
+      </w:r>
+    </w:p>
+  </w:endnote>
+</w:endnotes>
+</file>
+
+<file path=word/footnotes.xml><?xml version="1.0" encoding="utf-8"?>
+<w:footnotes xmlns:wpc="http://schemas.microsoft.com/office/word/2010/wordprocessingCanvas" xmlns:cx="http://schemas.microsoft.com/office/drawing/2014/chartex" xmlns:cx1="http://schemas.microsoft.com/office/drawing/2015/9/8/chartex" xmlns:mc="http://schemas.openxmlformats.org/markup-compatibility/2006" xmlns:o="urn:schemas-microsoft-com:office:office" xmlns:r="http://schemas.openxmlformats.org/officeDocument/2006/relationships" xmlns:m="http://schemas.openxmlformats.org/officeDocument/2006/math" xmlns:v="urn:schemas-microsoft-com:vml" xmlns:wp14="http://schemas.microsoft.com/office/word/2010/wordprocessingDrawing" xmlns:wp="http://schemas.openxmlformats.org/drawingml/2006/wordprocessingDrawing" xmlns:w10="urn:schemas-microsoft-com:office:word" xmlns:w="http://schemas.openxmlformats.org/wordprocessingml/2006/main" xmlns:w14="http://schemas.microsoft.com/office/word/2010/wordml" xmlns:w15="http://schemas.microsoft.com/office/word/2012/wordml" xmlns:w16se="http://schemas.microsoft.com/office/word/2015/wordml/symex" xmlns:wpg="http://schemas.microsoft.com/office/word/2010/wordprocessingGroup" xmlns:wpi="http://schemas.microsoft.com/office/word/2010/wordprocessingInk" xmlns:wne="http://schemas.microsoft.com/office/word/2006/wordml" xmlns:wps="http://schemas.microsoft.com/office/word/2010/wordprocessingShape" mc:Ignorable="w14 w15 w16se wp14">
+  <w:footnote w:type="separator" w:id="-1">
+    <w:p>
+      <w:pPr>
+        <w:spacing w:after="0" w:line="240" w:lineRule="auto"/>
+      </w:pPr>
+      <w:r>
+        <w:separator/>
+      </w:r>
+    </w:p>
+  </w:footnote>
+  <w:footnote w:type="continuationSeparator" w:id="0">
+    <w:p>
+      <w:pPr>
+        <w:spacing w:after="0" w:line="240" w:lineRule="auto"/>
+      </w:pPr>
+      <w:r>
+        <w:continuationSeparator/>
+      </w:r>
+    </w:p>
+  </w:footnote>
+</w:footnotes>
 </file>
 
 <file path=word/numbering.xml><?xml version="1.0" encoding="utf-8"?>
@@ -2013,12 +2459,12 @@
     <w:qFormat/>
     <w:rsid w:val="00FC693F"/>
     <w:pPr>
-      <w:spacing w:after="0" w:line="312" w:lineRule="auto"/>
+      <w:spacing w:after="60" w:line="300" w:lineRule="auto"/>
     </w:pPr>
     <w:rPr>
-      <w:rFonts w:ascii="Georgia" w:eastAsia="Georgia" w:hAnsi="Georgia"/>
+      <w:rFonts w:ascii="Georgia" w:hAnsi="Georgia"/>
       <w:color w:val="1C1C1C"/>
-      <w:sz w:val="21"/>
+      <w:sz w:val="20"/>
     </w:rPr>
   </w:style>
   <w:style w:type="paragraph" w:styleId="Heading1">
@@ -2032,7 +2478,7 @@
     <w:pPr>
       <w:keepNext/>
       <w:keepLines/>
-      <w:spacing w:before="480"/>
+      <w:spacing w:before="480" w:after="0"/>
       <w:outlineLvl w:val="0"/>
     </w:pPr>
     <w:rPr>
@@ -2056,7 +2502,7 @@
     <w:pPr>
       <w:keepNext/>
       <w:keepLines/>
-      <w:spacing w:before="200"/>
+      <w:spacing w:before="200" w:after="0"/>
       <w:outlineLvl w:val="1"/>
     </w:pPr>
     <w:rPr>
@@ -2080,7 +2526,7 @@
     <w:pPr>
       <w:keepNext/>
       <w:keepLines/>
-      <w:spacing w:before="200"/>
+      <w:spacing w:before="200" w:after="0"/>
       <w:outlineLvl w:val="2"/>
     </w:pPr>
     <w:rPr>
@@ -2103,7 +2549,7 @@
     <w:pPr>
       <w:keepNext/>
       <w:keepLines/>
-      <w:spacing w:before="200"/>
+      <w:spacing w:before="200" w:after="0"/>
       <w:outlineLvl w:val="3"/>
     </w:pPr>
     <w:rPr>
@@ -2128,7 +2574,7 @@
     <w:pPr>
       <w:keepNext/>
       <w:keepLines/>
-      <w:spacing w:before="200"/>
+      <w:spacing w:before="200" w:after="0"/>
       <w:outlineLvl w:val="4"/>
     </w:pPr>
     <w:rPr>
@@ -2149,7 +2595,7 @@
     <w:pPr>
       <w:keepNext/>
       <w:keepLines/>
-      <w:spacing w:before="200"/>
+      <w:spacing w:before="200" w:after="0"/>
       <w:outlineLvl w:val="5"/>
     </w:pPr>
     <w:rPr>
@@ -2172,7 +2618,7 @@
     <w:pPr>
       <w:keepNext/>
       <w:keepLines/>
-      <w:spacing w:before="200"/>
+      <w:spacing w:before="200" w:after="0"/>
       <w:outlineLvl w:val="6"/>
     </w:pPr>
     <w:rPr>
@@ -2195,13 +2641,12 @@
     <w:pPr>
       <w:keepNext/>
       <w:keepLines/>
-      <w:spacing w:before="200"/>
+      <w:spacing w:before="200" w:after="0"/>
       <w:outlineLvl w:val="7"/>
     </w:pPr>
     <w:rPr>
       <w:rFonts w:asciiTheme="majorHAnsi" w:eastAsiaTheme="majorEastAsia" w:hAnsiTheme="majorHAnsi" w:cstheme="majorBidi"/>
       <w:color w:val="4F81BD" w:themeColor="accent1"/>
-      <w:sz w:val="20"/>
       <w:szCs w:val="20"/>
     </w:rPr>
   </w:style>
@@ -2218,7 +2663,7 @@
     <w:pPr>
       <w:keepNext/>
       <w:keepLines/>
-      <w:spacing w:before="200"/>
+      <w:spacing w:before="200" w:after="0"/>
       <w:outlineLvl w:val="8"/>
     </w:pPr>
     <w:rPr>
@@ -2226,7 +2671,6 @@
       <w:i/>
       <w:iCs/>
       <w:color w:val="404040" w:themeColor="text1" w:themeTint="BF"/>
-      <w:sz w:val="20"/>
       <w:szCs w:val="20"/>
     </w:rPr>
   </w:style>
@@ -2269,7 +2713,7 @@
         <w:tab w:val="center" w:pos="4680"/>
         <w:tab w:val="right" w:pos="9360"/>
       </w:tabs>
-      <w:spacing w:line="240" w:lineRule="auto"/>
+      <w:spacing w:after="0" w:line="240" w:lineRule="auto"/>
     </w:pPr>
   </w:style>
   <w:style w:type="character" w:customStyle="1" w:styleId="HeaderChar">
@@ -2291,7 +2735,7 @@
         <w:tab w:val="center" w:pos="4680"/>
         <w:tab w:val="right" w:pos="9360"/>
       </w:tabs>
-      <w:spacing w:line="240" w:lineRule="auto"/>
+      <w:spacing w:after="0" w:line="240" w:lineRule="auto"/>
     </w:pPr>
   </w:style>
   <w:style w:type="character" w:customStyle="1" w:styleId="FooterChar">
@@ -13009,6 +13453,152 @@
         <w:shd w:val="clear" w:color="auto" w:fill="FBCAA2" w:themeFill="accent6" w:themeFillTint="7F"/>
       </w:tcPr>
     </w:tblStylePr>
+  </w:style>
+  <w:style w:type="paragraph" w:customStyle="1" w:styleId="LegalBody">
+    <w:name w:val="Legal Body"/>
+    <w:basedOn w:val="Normal"/>
+  </w:style>
+  <w:style w:type="paragraph" w:customStyle="1" w:styleId="DocumentMeta">
+    <w:name w:val="Document Meta"/>
+    <w:basedOn w:val="Normal"/>
+    <w:pPr>
+      <w:spacing w:after="40" w:line="240" w:lineRule="auto"/>
+    </w:pPr>
+    <w:rPr>
+      <w:rFonts w:ascii="Arial" w:hAnsi="Arial"/>
+      <w:color w:val="6F6F6F"/>
+      <w:sz w:val="17"/>
+    </w:rPr>
+  </w:style>
+  <w:style w:type="paragraph" w:customStyle="1" w:styleId="DocumentTitle">
+    <w:name w:val="Document Title"/>
+    <w:basedOn w:val="Normal"/>
+    <w:pPr>
+      <w:spacing w:after="80" w:line="240" w:lineRule="auto"/>
+    </w:pPr>
+    <w:rPr>
+      <w:rFonts w:ascii="Arial" w:hAnsi="Arial"/>
+      <w:b/>
+      <w:color w:val="1F3A5F"/>
+      <w:sz w:val="32"/>
+    </w:rPr>
+  </w:style>
+  <w:style w:type="paragraph" w:customStyle="1" w:styleId="DocumentSubtitle">
+    <w:name w:val="Document Subtitle"/>
+    <w:basedOn w:val="Normal"/>
+    <w:pPr>
+      <w:spacing w:after="180" w:line="288" w:lineRule="auto"/>
+    </w:pPr>
+    <w:rPr>
+      <w:rFonts w:ascii="Arial" w:hAnsi="Arial"/>
+      <w:b/>
+      <w:sz w:val="21"/>
+    </w:rPr>
+  </w:style>
+  <w:style w:type="paragraph" w:customStyle="1" w:styleId="SectionHeading">
+    <w:name w:val="Section Heading"/>
+    <w:basedOn w:val="Normal"/>
+    <w:pPr>
+      <w:spacing w:after="100" w:line="240" w:lineRule="auto"/>
+    </w:pPr>
+    <w:rPr>
+      <w:rFonts w:ascii="Arial" w:hAnsi="Arial"/>
+      <w:b/>
+      <w:color w:val="1F3A5F"/>
+      <w:sz w:val="21"/>
+    </w:rPr>
+  </w:style>
+  <w:style w:type="paragraph" w:customStyle="1" w:styleId="SubsectionHeading">
+    <w:name w:val="Subsection Heading"/>
+    <w:basedOn w:val="Normal"/>
+    <w:pPr>
+      <w:spacing w:after="80" w:line="276" w:lineRule="auto"/>
+    </w:pPr>
+    <w:rPr>
+      <w:rFonts w:ascii="Arial" w:hAnsi="Arial"/>
+      <w:b/>
+    </w:rPr>
+  </w:style>
+  <w:style w:type="paragraph" w:customStyle="1" w:styleId="FieldLabel">
+    <w:name w:val="Field Label"/>
+    <w:basedOn w:val="Normal"/>
+    <w:pPr>
+      <w:spacing w:after="0" w:line="252" w:lineRule="auto"/>
+    </w:pPr>
+    <w:rPr>
+      <w:rFonts w:ascii="Arial" w:hAnsi="Arial"/>
+      <w:b/>
+      <w:sz w:val="18"/>
+    </w:rPr>
+  </w:style>
+  <w:style w:type="paragraph" w:customStyle="1" w:styleId="FieldValue">
+    <w:name w:val="Field Value"/>
+    <w:basedOn w:val="Normal"/>
+    <w:pPr>
+      <w:spacing w:after="0" w:line="276" w:lineRule="auto"/>
+    </w:pPr>
+    <w:rPr>
+      <w:sz w:val="18"/>
+    </w:rPr>
+  </w:style>
+  <w:style w:type="paragraph" w:customStyle="1" w:styleId="FieldHint">
+    <w:name w:val="Field Hint"/>
+    <w:basedOn w:val="Normal"/>
+    <w:pPr>
+      <w:spacing w:after="80" w:line="252" w:lineRule="auto"/>
+    </w:pPr>
+    <w:rPr>
+      <w:rFonts w:ascii="Arial" w:hAnsi="Arial"/>
+      <w:i/>
+      <w:color w:val="6F6F6F"/>
+      <w:sz w:val="16"/>
+    </w:rPr>
+  </w:style>
+  <w:style w:type="paragraph" w:customStyle="1" w:styleId="SignatureRole">
+    <w:name w:val="Signature Role"/>
+    <w:basedOn w:val="Normal"/>
+    <w:pPr>
+      <w:spacing w:after="0" w:line="252" w:lineRule="auto"/>
+    </w:pPr>
+    <w:rPr>
+      <w:rFonts w:ascii="Arial" w:hAnsi="Arial"/>
+      <w:b/>
+      <w:sz w:val="17"/>
+    </w:rPr>
+  </w:style>
+  <w:style w:type="paragraph" w:customStyle="1" w:styleId="SignatureName">
+    <w:name w:val="Signature Name"/>
+    <w:basedOn w:val="Normal"/>
+    <w:pPr>
+      <w:spacing w:after="0" w:line="240" w:lineRule="auto"/>
+    </w:pPr>
+    <w:rPr>
+      <w:rFonts w:ascii="Arial" w:hAnsi="Arial"/>
+      <w:color w:val="4A4A4A"/>
+      <w:sz w:val="17"/>
+    </w:rPr>
+  </w:style>
+  <w:style w:type="paragraph" w:customStyle="1" w:styleId="TableHeader">
+    <w:name w:val="Table Header"/>
+    <w:basedOn w:val="Normal"/>
+    <w:pPr>
+      <w:spacing w:after="0" w:line="240" w:lineRule="auto"/>
+    </w:pPr>
+    <w:rPr>
+      <w:rFonts w:ascii="Arial" w:hAnsi="Arial"/>
+      <w:b/>
+      <w:sz w:val="16"/>
+    </w:rPr>
+  </w:style>
+  <w:style w:type="paragraph" w:customStyle="1" w:styleId="TableBody">
+    <w:name w:val="Table Body"/>
+    <w:basedOn w:val="Normal"/>
+    <w:pPr>
+      <w:spacing w:after="0" w:line="240" w:lineRule="auto"/>
+    </w:pPr>
+    <w:rPr>
+      <w:sz w:val="18"/>
+    </w:rPr>
   </w:style>
 </w:styles>
 </file>
@@ -13338,7 +13928,7 @@
 </file>
 
 <file path=customXml/itemProps1.xml><?xml version="1.0" encoding="utf-8"?>
-<ds:datastoreItem xmlns:ds="http://schemas.openxmlformats.org/officeDocument/2006/customXml" ds:itemID="{8EC8742F-66CD-40AF-896A-C2723DD7C0A0}">
+<ds:datastoreItem xmlns:ds="http://schemas.openxmlformats.org/officeDocument/2006/customXml" ds:itemID="{95127676-C6C4-44F3-9AB5-6997AE11EAE8}">
   <ds:schemaRefs>
     <ds:schemaRef ds:uri="http://schemas.openxmlformats.org/officeDocument/2006/bibliography"/>
   </ds:schemaRefs>

--- a/templates/Akt_7_Template.docx
+++ b/templates/Akt_7_Template.docx
@@ -1404,7 +1404,7 @@
     </w:p>
     <w:p>
       <w:pPr>
-        <w:pStyle w:val="FieldHint"/>
+        <w:pStyle w:val="SignatureLine"/>
         <w:keepLines/>
         <w:ind w:left="4252"/>
         <w:rPr>
@@ -1415,61 +1415,32 @@
         </w:rPr>
       </w:pPr>
       <w:r>
+        <w:rPr/>
+        <w:t>1.</w:t>
+      </w:r>
+      <w:r>
         <w:rPr>
-          <w:rFonts w:asciiTheme="minorBidi" w:hAnsiTheme="minorBidi"/>
-          <w:color w:val="auto"/>
-          <w:sz w:val="18"/>
-          <w:szCs w:val="18"/>
-        </w:rPr>
-        <w:t>1.</w:t>
-      </w:r>
-      <w:r>
-        <w:rPr>
-          <w:rFonts w:asciiTheme="minorBidi" w:hAnsiTheme="minorBidi"/>
-          <w:color w:val="auto"/>
-          <w:sz w:val="18"/>
-          <w:szCs w:val="18"/>
           <w:lang w:val="bg-BG"/>
         </w:rPr>
         <w:t xml:space="preserve"> </w:t>
       </w:r>
       <w:proofErr w:type="spellStart"/>
       <w:r>
-        <w:rPr>
-          <w:rFonts w:asciiTheme="minorBidi" w:hAnsiTheme="minorBidi"/>
-          <w:color w:val="auto"/>
-          <w:sz w:val="18"/>
-          <w:szCs w:val="18"/>
-        </w:rPr>
+        <w:rPr/>
         <w:t>Строител</w:t>
       </w:r>
       <w:proofErr w:type="spellEnd"/>
       <w:proofErr w:type="gramStart"/>
       <w:r>
-        <w:rPr>
-          <w:rFonts w:asciiTheme="minorBidi" w:hAnsiTheme="minorBidi"/>
-          <w:color w:val="auto"/>
-          <w:sz w:val="18"/>
-          <w:szCs w:val="18"/>
-        </w:rPr>
+        <w:rPr/>
         <w:t>:</w:t>
       </w:r>
       <w:r>
-        <w:rPr>
-          <w:rFonts w:asciiTheme="minorBidi" w:hAnsiTheme="minorBidi"/>
-          <w:color w:val="auto"/>
-          <w:sz w:val="18"/>
-          <w:szCs w:val="18"/>
-        </w:rPr>
+        <w:rPr/>
       </w:r>
       <w:proofErr w:type="gramEnd"/>
       <w:r>
-        <w:rPr>
-          <w:rFonts w:asciiTheme="minorBidi" w:hAnsiTheme="minorBidi"/>
-          <w:color w:val="auto"/>
-          <w:sz w:val="18"/>
-          <w:szCs w:val="18"/>
-        </w:rPr>
+        <w:rPr/>
         <w:t xml:space="preserve"> .................................................. {{ТехРък_1и3}}</w:t>
       </w:r>
     </w:p>
@@ -1501,7 +1472,7 @@
     </w:p>
     <w:p>
       <w:pPr>
-        <w:pStyle w:val="FieldHint"/>
+        <w:pStyle w:val="SignatureLine"/>
         <w:keepLines/>
         <w:ind w:left="4252"/>
         <w:rPr>
@@ -1512,42 +1483,23 @@
         </w:rPr>
       </w:pPr>
       <w:r>
+        <w:rPr/>
+        <w:t>2.</w:t>
+      </w:r>
+      <w:r>
         <w:rPr>
-          <w:rFonts w:asciiTheme="minorBidi" w:hAnsiTheme="minorBidi"/>
-          <w:color w:val="auto"/>
-          <w:sz w:val="18"/>
-          <w:szCs w:val="18"/>
-        </w:rPr>
-        <w:t>2.</w:t>
-      </w:r>
-      <w:r>
-        <w:rPr>
-          <w:rFonts w:asciiTheme="minorBidi" w:hAnsiTheme="minorBidi"/>
-          <w:color w:val="auto"/>
-          <w:sz w:val="18"/>
-          <w:szCs w:val="18"/>
           <w:lang w:val="bg-BG"/>
         </w:rPr>
         <w:t xml:space="preserve"> </w:t>
       </w:r>
       <w:proofErr w:type="spellStart"/>
       <w:r>
-        <w:rPr>
-          <w:rFonts w:asciiTheme="minorBidi" w:hAnsiTheme="minorBidi"/>
-          <w:color w:val="auto"/>
-          <w:sz w:val="18"/>
-          <w:szCs w:val="18"/>
-        </w:rPr>
+        <w:rPr/>
         <w:t xml:space="preserve">Консултант: </w:t>
       </w:r>
       <w:proofErr w:type="spellEnd"/>
       <w:r>
-        <w:rPr>
-          <w:rFonts w:asciiTheme="minorBidi" w:hAnsiTheme="minorBidi"/>
-          <w:color w:val="auto"/>
-          <w:sz w:val="18"/>
-          <w:szCs w:val="18"/>
-        </w:rPr>
+        <w:rPr/>
         <w:t>........................................... {{СН_Конструктивна_1и3}}</w:t>
       </w:r>
     </w:p>
@@ -1579,7 +1531,7 @@
     </w:p>
     <w:p>
       <w:pPr>
-        <w:pStyle w:val="FieldHint"/>
+        <w:pStyle w:val="SignatureLine"/>
         <w:keepLines/>
         <w:ind w:left="4252"/>
         <w:rPr>
@@ -1590,42 +1542,23 @@
         </w:rPr>
       </w:pPr>
       <w:r>
+        <w:rPr/>
+        <w:t>3.</w:t>
+      </w:r>
+      <w:r>
         <w:rPr>
-          <w:rFonts w:asciiTheme="minorBidi" w:hAnsiTheme="minorBidi"/>
-          <w:color w:val="auto"/>
-          <w:sz w:val="18"/>
-          <w:szCs w:val="18"/>
-        </w:rPr>
-        <w:t>3.</w:t>
-      </w:r>
-      <w:r>
-        <w:rPr>
-          <w:rFonts w:asciiTheme="minorBidi" w:hAnsiTheme="minorBidi"/>
-          <w:color w:val="auto"/>
-          <w:sz w:val="18"/>
-          <w:szCs w:val="18"/>
           <w:lang w:val="bg-BG"/>
         </w:rPr>
         <w:t xml:space="preserve"> </w:t>
       </w:r>
       <w:proofErr w:type="spellStart"/>
       <w:r>
-        <w:rPr>
-          <w:rFonts w:asciiTheme="minorBidi" w:eastAsia="Georgia" w:hAnsiTheme="minorBidi"/>
-          <w:color w:val="auto"/>
-          <w:sz w:val="18"/>
-          <w:szCs w:val="18"/>
-        </w:rPr>
+        <w:rPr/>
         <w:t xml:space="preserve">Проектант: </w:t>
       </w:r>
       <w:proofErr w:type="spellEnd"/>
       <w:r>
-        <w:rPr>
-          <w:rFonts w:asciiTheme="minorBidi" w:hAnsiTheme="minorBidi"/>
-          <w:color w:val="auto"/>
-          <w:sz w:val="18"/>
-          <w:szCs w:val="18"/>
-        </w:rPr>
+        <w:rPr/>
         <w:t>........................................... {{ПЖ_Конструктивна_1и3}}</w:t>
       </w:r>
     </w:p>
@@ -1657,7 +1590,7 @@
     </w:p>
     <w:p>
       <w:pPr>
-        <w:pStyle w:val="FieldHint"/>
+        <w:pStyle w:val="SignatureLine"/>
         <w:keepLines/>
         <w:rPr>
           <w:rFonts w:asciiTheme="minorBidi" w:hAnsiTheme="minorBidi"/>
@@ -1668,42 +1601,22 @@
       </w:pPr>
       <w:proofErr w:type="spellStart"/>
       <w:r>
-        <w:rPr>
-          <w:rFonts w:asciiTheme="minorBidi" w:hAnsiTheme="minorBidi"/>
-          <w:color w:val="auto"/>
-          <w:sz w:val="18"/>
-          <w:szCs w:val="18"/>
-        </w:rPr>
+        <w:rPr/>
         <w:t>Управител</w:t>
       </w:r>
       <w:proofErr w:type="spellEnd"/>
       <w:r>
-        <w:rPr>
-          <w:rFonts w:asciiTheme="minorBidi" w:hAnsiTheme="minorBidi"/>
-          <w:color w:val="auto"/>
-          <w:sz w:val="18"/>
-          <w:szCs w:val="18"/>
-        </w:rPr>
+        <w:rPr/>
         <w:t xml:space="preserve"> </w:t>
       </w:r>
       <w:proofErr w:type="gramStart"/>
       <w:r>
-        <w:rPr>
-          <w:rFonts w:asciiTheme="minorBidi" w:hAnsiTheme="minorBidi"/>
-          <w:color w:val="auto"/>
-          <w:sz w:val="18"/>
-          <w:szCs w:val="18"/>
-        </w:rPr>
+        <w:rPr/>
         <w:t>СН ................................................</w:t>
       </w:r>
       <w:proofErr w:type="gramEnd"/>
       <w:r>
-        <w:rPr>
-          <w:rFonts w:asciiTheme="minorBidi" w:hAnsiTheme="minorBidi"/>
-          <w:color w:val="auto"/>
-          <w:sz w:val="18"/>
-          <w:szCs w:val="18"/>
-        </w:rPr>
+        <w:rPr/>
         <w:t xml:space="preserve"> {{Управител_1и3}}</w:t>
       </w:r>
     </w:p>
@@ -13600,6 +13513,22 @@
       <w:sz w:val="18"/>
     </w:rPr>
   </w:style>
+  <w:style w:type="paragraph" w:customStyle="1" w:styleId="SignatureLine">
+    <w:name w:val="Signature Line"/>
+    <w:basedOn w:val="Normal"/>
+    <w:pPr>
+      <w:spacing w:before="0" w:after="0" w:line="480" w:lineRule="auto"/>
+    </w:pPr>
+    <w:rPr>
+      <w:rFonts w:ascii="Arial" w:hAnsi="Arial" w:eastAsia="Arial" w:cs="Arial"/>
+      <w:b w:val="0"/>
+      <w:bCs w:val="0"/>
+      <w:i w:val="1"/>
+      <w:iCs w:val="1"/>
+      <w:sz w:val="21"/>
+      <w:szCs w:val="21"/>
+    </w:rPr>
+  </w:style>
 </w:styles>
 </file>
 
